--- a/doc/詞/宋朝/林逋/林逋-點絳唇·金谷年年.docx
+++ b/doc/詞/宋朝/林逋/林逋-點絳唇·金谷年年.docx
@@ -1,6 +1,6 @@
 
 <file path=word/document.xml><?xml version="1.0" encoding="utf-8"?>
-<w:document xmlns:wpc="http://schemas.microsoft.com/office/word/2010/wordprocessingCanvas" xmlns:cx="http://schemas.microsoft.com/office/drawing/2014/chartex" xmlns:cx1="http://schemas.microsoft.com/office/drawing/2015/9/8/chartex" xmlns:cx2="http://schemas.microsoft.com/office/drawing/2015/10/21/chartex" xmlns:cx3="http://schemas.microsoft.com/office/drawing/2016/5/9/chartex" xmlns:cx4="http://schemas.microsoft.com/office/drawing/2016/5/10/chartex" xmlns:cx5="http://schemas.microsoft.com/office/drawing/2016/5/11/chartex" xmlns:cx6="http://schemas.microsoft.com/office/drawing/2016/5/12/chartex" xmlns:cx7="http://schemas.microsoft.com/office/drawing/2016/5/13/chartex" xmlns:cx8="http://schemas.microsoft.com/office/drawing/2016/5/14/chartex" xmlns:mc="http://schemas.openxmlformats.org/markup-compatibility/2006" xmlns:aink="http://schemas.microsoft.com/office/drawing/2016/ink" xmlns:am3d="http://schemas.microsoft.com/office/drawing/2017/model3d" xmlns:o="urn:schemas-microsoft-com:office:office" xmlns:oel="http://schemas.microsoft.com/office/2019/extlst" xmlns:r="http://schemas.openxmlformats.org/officeDocument/2006/relationships" xmlns:m="http://schemas.openxmlformats.org/officeDocument/2006/math" xmlns:v="urn:schemas-microsoft-com:vml" xmlns:wp14="http://schemas.microsoft.com/office/word/2010/wordprocessingDrawing" xmlns:wp="http://schemas.openxmlformats.org/drawingml/2006/wordprocessingDrawing" xmlns:w10="urn:schemas-microsoft-com:office:word" xmlns:w="http://schemas.openxmlformats.org/wordprocessingml/2006/main" xmlns:w14="http://schemas.microsoft.com/office/word/2010/wordml" xmlns:w15="http://schemas.microsoft.com/office/word/2012/wordml" xmlns:w16cex="http://schemas.microsoft.com/office/word/2018/wordml/cex" xmlns:w16cid="http://schemas.microsoft.com/office/word/2016/wordml/cid" xmlns:w16="http://schemas.microsoft.com/office/word/2018/wordml" xmlns:w16sdtdh="http://schemas.microsoft.com/office/word/2020/wordml/sdtdatahash" xmlns:w16se="http://schemas.microsoft.com/office/word/2015/wordml/symex" xmlns:wpg="http://schemas.microsoft.com/office/word/2010/wordprocessingGroup" xmlns:wpi="http://schemas.microsoft.com/office/word/2010/wordprocessingInk" xmlns:wne="http://schemas.microsoft.com/office/word/2006/wordml" xmlns:wps="http://schemas.microsoft.com/office/word/2010/wordprocessingShape" mc:Ignorable="w14 w15 w16se w16cid w16 w16cex w16sdtdh wp14">
+<w:document xmlns:wpc="http://schemas.microsoft.com/office/word/2010/wordprocessingCanvas" xmlns:cx="http://schemas.microsoft.com/office/drawing/2014/chartex" xmlns:cx1="http://schemas.microsoft.com/office/drawing/2015/9/8/chartex" xmlns:cx2="http://schemas.microsoft.com/office/drawing/2015/10/21/chartex" xmlns:cx3="http://schemas.microsoft.com/office/drawing/2016/5/9/chartex" xmlns:cx4="http://schemas.microsoft.com/office/drawing/2016/5/10/chartex" xmlns:cx5="http://schemas.microsoft.com/office/drawing/2016/5/11/chartex" xmlns:cx6="http://schemas.microsoft.com/office/drawing/2016/5/12/chartex" xmlns:cx7="http://schemas.microsoft.com/office/drawing/2016/5/13/chartex" xmlns:cx8="http://schemas.microsoft.com/office/drawing/2016/5/14/chartex" xmlns:mc="http://schemas.openxmlformats.org/markup-compatibility/2006" xmlns:aink="http://schemas.microsoft.com/office/drawing/2016/ink" xmlns:am3d="http://schemas.microsoft.com/office/drawing/2017/model3d" xmlns:o="urn:schemas-microsoft-com:office:office" xmlns:oel="http://schemas.microsoft.com/office/2019/extlst" xmlns:r="http://schemas.openxmlformats.org/officeDocument/2006/relationships" xmlns:m="http://schemas.openxmlformats.org/officeDocument/2006/math" xmlns:v="urn:schemas-microsoft-com:vml" xmlns:wp14="http://schemas.microsoft.com/office/word/2010/wordprocessingDrawing" xmlns:wp="http://schemas.openxmlformats.org/drawingml/2006/wordprocessingDrawing" xmlns:w10="urn:schemas-microsoft-com:office:word" xmlns:w="http://schemas.openxmlformats.org/wordprocessingml/2006/main" xmlns:w14="http://schemas.microsoft.com/office/word/2010/wordml" xmlns:w15="http://schemas.microsoft.com/office/word/2012/wordml" xmlns:w16cex="http://schemas.microsoft.com/office/word/2018/wordml/cex" xmlns:w16cid="http://schemas.microsoft.com/office/word/2016/wordml/cid" xmlns:w16="http://schemas.microsoft.com/office/word/2018/wordml" xmlns:w16du="http://schemas.microsoft.com/office/word/2023/wordml/word16du" xmlns:w16sdtdh="http://schemas.microsoft.com/office/word/2020/wordml/sdtdatahash" xmlns:w16sdtfl="http://schemas.microsoft.com/office/word/2024/wordml/sdtformatlock" xmlns:w16se="http://schemas.microsoft.com/office/word/2015/wordml/symex" xmlns:wpg="http://schemas.microsoft.com/office/word/2010/wordprocessingGroup" xmlns:wpi="http://schemas.microsoft.com/office/word/2010/wordprocessingInk" xmlns:wne="http://schemas.microsoft.com/office/word/2006/wordml" xmlns:wps="http://schemas.microsoft.com/office/word/2010/wordprocessingShape" mc:Ignorable="w14 w15 w16se w16cid w16 w16cex w16sdtdh w16sdtfl w16du wp14">
   <w:body>
     <w:p>
       <w:pPr>
@@ -137,18 +137,45 @@
       <w:pPr>
         <w:spacing w:line="440" w:lineRule="exact"/>
         <w:rPr>
-          <w:rFonts w:ascii="標楷體" w:eastAsia="標楷體" w:hAnsi="標楷體"/>
-          <w:sz w:val="28"/>
-          <w:szCs w:val="28"/>
-        </w:rPr>
-      </w:pPr>
-      <w:r>
-        <w:rPr>
-          <w:rFonts w:ascii="標楷體" w:eastAsia="標楷體" w:hAnsi="標楷體" w:hint="eastAsia"/>
-          <w:sz w:val="28"/>
-          <w:szCs w:val="28"/>
-        </w:rPr>
-        <w:t>金谷年年生青草，年復一年，每到春來，長勢繁茂，亂生的春色誰是它的主人？枝頭殘餘的花朵在濛濛細雨中凋落一地。</w:t>
+          <w:rFonts w:ascii="標楷體" w:eastAsia="標楷體" w:hAnsi="標楷體" w:hint="eastAsia"/>
+          <w:sz w:val="28"/>
+          <w:szCs w:val="28"/>
+        </w:rPr>
+      </w:pPr>
+      <w:r>
+        <w:rPr>
+          <w:rFonts w:ascii="標楷體" w:eastAsia="標楷體" w:hAnsi="標楷體" w:hint="eastAsia"/>
+          <w:sz w:val="28"/>
+          <w:szCs w:val="28"/>
+          <w:u w:val="single"/>
+        </w:rPr>
+        <w:t>金谷園</w:t>
+      </w:r>
+      <w:r>
+        <w:rPr>
+          <w:rFonts w:ascii="標楷體" w:eastAsia="標楷體" w:hAnsi="標楷體" w:hint="eastAsia"/>
+          <w:sz w:val="28"/>
+          <w:szCs w:val="28"/>
+        </w:rPr>
+        <w:t>裡年復一年，春色任意蔓延，究竟誰才是這裡的主人？殘花紛紛飄落的地方，</w:t>
+      </w:r>
+      <w:r>
+        <w:rPr>
+          <w:rFonts w:ascii="標楷體" w:eastAsia="標楷體" w:hAnsi="標楷體" w:hint="eastAsia"/>
+          <w:b/>
+          <w:bCs/>
+          <w:sz w:val="28"/>
+          <w:szCs w:val="28"/>
+        </w:rPr>
+        <w:t>漫山遍野</w:t>
+      </w:r>
+      <w:r>
+        <w:rPr>
+          <w:rFonts w:ascii="標楷體" w:eastAsia="標楷體" w:hAnsi="標楷體" w:hint="eastAsia"/>
+          <w:sz w:val="28"/>
+          <w:szCs w:val="28"/>
+        </w:rPr>
+        <w:t>籠罩在迷濛的煙雨之中。</w:t>
       </w:r>
     </w:p>
     <w:p>
@@ -166,7 +193,7 @@
           <w:sz w:val="28"/>
           <w:szCs w:val="28"/>
         </w:rPr>
-        <w:t>又是離秋，黃昏時分，送行的人在這裡話別。遠遊的人已經走了，芳草萋萋生滿前行之路。</w:t>
+        <w:t>如今又響起了相送的離歌，夕陽西下，傍晚的長亭邊籠罩著別離的愁緒。遠行的人已經離去，只有那無邊無際的茂密野草，延續到四面八方無盡的道路上。</w:t>
       </w:r>
     </w:p>
     <w:p>
@@ -197,7 +224,8 @@
           <w:numId w:val="16"/>
         </w:numPr>
         <w:spacing w:line="420" w:lineRule="exact"/>
-        <w:ind w:leftChars="0"/>
+        <w:ind w:leftChars="0" w:left="284" w:hanging="284"/>
+        <w:jc w:val="both"/>
         <w:rPr>
           <w:rFonts w:ascii="標楷體" w:eastAsia="標楷體" w:hAnsi="標楷體" w:cs="標楷體"/>
           <w:sz w:val="28"/>
@@ -362,10 +390,11 @@
         <w:pStyle w:val="a6"/>
         <w:numPr>
           <w:ilvl w:val="0"/>
-          <w:numId w:val="27"/>
+          <w:numId w:val="30"/>
         </w:numPr>
         <w:spacing w:line="420" w:lineRule="exact"/>
-        <w:ind w:leftChars="0"/>
+        <w:ind w:leftChars="0" w:left="567" w:hanging="283"/>
+        <w:jc w:val="both"/>
         <w:rPr>
           <w:rFonts w:ascii="標楷體" w:eastAsia="標楷體" w:hAnsi="標楷體" w:cs="標楷體"/>
           <w:sz w:val="28"/>
@@ -389,7 +418,8 @@
           <w:numId w:val="16"/>
         </w:numPr>
         <w:spacing w:line="420" w:lineRule="exact"/>
-        <w:ind w:leftChars="0"/>
+        <w:ind w:leftChars="0" w:left="284" w:hanging="284"/>
+        <w:jc w:val="both"/>
         <w:rPr>
           <w:rFonts w:ascii="標楷體" w:eastAsia="標楷體" w:hAnsi="標楷體" w:cs="標楷體"/>
           <w:sz w:val="28"/>
@@ -413,7 +443,8 @@
           <w:numId w:val="16"/>
         </w:numPr>
         <w:spacing w:line="420" w:lineRule="exact"/>
-        <w:ind w:leftChars="0"/>
+        <w:ind w:leftChars="0" w:left="284" w:hanging="284"/>
+        <w:jc w:val="both"/>
         <w:rPr>
           <w:rFonts w:ascii="標楷體" w:eastAsia="標楷體" w:hAnsi="標楷體" w:cs="標楷體"/>
           <w:sz w:val="28"/>
@@ -445,7 +476,8 @@
           <w:numId w:val="16"/>
         </w:numPr>
         <w:spacing w:line="420" w:lineRule="exact"/>
-        <w:ind w:leftChars="0"/>
+        <w:ind w:leftChars="0" w:left="284" w:hanging="284"/>
+        <w:jc w:val="both"/>
         <w:rPr>
           <w:rFonts w:ascii="標楷體" w:eastAsia="標楷體" w:hAnsi="標楷體" w:cs="標楷體"/>
           <w:sz w:val="28"/>
@@ -459,26 +491,6 @@
           <w:szCs w:val="28"/>
         </w:rPr>
         <w:t>長亭：亦稱十里長亭。古代人們常在長亭設宴餞別為親友送行並吟詠留贈。</w:t>
-      </w:r>
-    </w:p>
-    <w:p>
-      <w:pPr>
-        <w:pStyle w:val="a6"/>
-        <w:spacing w:line="420" w:lineRule="exact"/>
-        <w:ind w:leftChars="0"/>
-        <w:rPr>
-          <w:rFonts w:ascii="標楷體" w:eastAsia="標楷體" w:hAnsi="標楷體" w:cs="標楷體"/>
-          <w:sz w:val="28"/>
-          <w:szCs w:val="28"/>
-        </w:rPr>
-      </w:pPr>
-      <w:r>
-        <w:rPr>
-          <w:rFonts w:ascii="標楷體" w:eastAsia="標楷體" w:hAnsi="標楷體" w:cs="標楷體" w:hint="eastAsia"/>
-          <w:sz w:val="28"/>
-          <w:szCs w:val="28"/>
-        </w:rPr>
-        <w:t>一闋長亭暮的意思是：在長亭暮色中，一首詞曲表達了難捨難分、別意綿綿的情感。</w:t>
       </w:r>
     </w:p>
     <w:p>
@@ -489,7 +501,8 @@
           <w:numId w:val="16"/>
         </w:numPr>
         <w:spacing w:line="420" w:lineRule="exact"/>
-        <w:ind w:leftChars="0"/>
+        <w:ind w:leftChars="0" w:left="284" w:hanging="284"/>
+        <w:jc w:val="both"/>
         <w:rPr>
           <w:rFonts w:ascii="標楷體" w:eastAsia="標楷體" w:hAnsi="標楷體" w:cs="標楷體"/>
           <w:sz w:val="28"/>
@@ -502,7 +515,7 @@
           <w:sz w:val="28"/>
           <w:szCs w:val="28"/>
         </w:rPr>
-        <w:t>王孫：</w:t>
+        <w:t>一闋</w:t>
       </w:r>
       <w:r>
         <w:rPr>
@@ -510,15 +523,41 @@
           <w:sz w:val="28"/>
           <w:szCs w:val="28"/>
         </w:rPr>
-        <w:t>泛指官僚、貴族的子弟。</w:t>
+        <w:t>(</w:t>
+      </w:r>
+      <w:r>
+        <w:rPr>
+          <w:rFonts w:ascii="標楷體" w:eastAsia="標楷體" w:hAnsi="標楷體" w:cs="標楷體"/>
+          <w:color w:val="EE0000"/>
+          <w:sz w:val="16"/>
+          <w:szCs w:val="16"/>
+        </w:rPr>
+        <w:t>ㄑㄩㄝ</w:t>
       </w:r>
       <w:r>
         <w:rPr>
           <w:rFonts w:ascii="標楷體" w:eastAsia="標楷體" w:hAnsi="標楷體" w:cs="標楷體" w:hint="eastAsia"/>
-          <w:sz w:val="28"/>
-          <w:szCs w:val="28"/>
-        </w:rPr>
-        <w:t>後來代指出門遠遊之人。這裡指的是作者的朋友。</w:t>
+          <w:color w:val="EE0000"/>
+          <w:sz w:val="16"/>
+          <w:szCs w:val="16"/>
+        </w:rPr>
+        <w:t>ˋ</w:t>
+      </w:r>
+      <w:r>
+        <w:rPr>
+          <w:rFonts w:ascii="標楷體" w:eastAsia="標楷體" w:hAnsi="標楷體" w:cs="標楷體" w:hint="eastAsia"/>
+          <w:sz w:val="28"/>
+          <w:szCs w:val="28"/>
+        </w:rPr>
+        <w:t>)</w:t>
+      </w:r>
+      <w:r>
+        <w:rPr>
+          <w:rFonts w:ascii="標楷體" w:eastAsia="標楷體" w:hAnsi="標楷體" w:cs="標楷體" w:hint="eastAsia"/>
+          <w:sz w:val="28"/>
+          <w:szCs w:val="28"/>
+        </w:rPr>
+        <w:t>長亭暮：在長亭暮色中，一首詞曲表達了難捨難分、別意綿綿的情感。</w:t>
       </w:r>
     </w:p>
     <w:p>
@@ -529,7 +568,49 @@
           <w:numId w:val="16"/>
         </w:numPr>
         <w:spacing w:line="420" w:lineRule="exact"/>
-        <w:ind w:leftChars="0"/>
+        <w:ind w:leftChars="0" w:left="284" w:hanging="284"/>
+        <w:jc w:val="both"/>
+        <w:rPr>
+          <w:rFonts w:ascii="標楷體" w:eastAsia="標楷體" w:hAnsi="標楷體" w:cs="標楷體"/>
+          <w:sz w:val="28"/>
+          <w:szCs w:val="28"/>
+        </w:rPr>
+      </w:pPr>
+      <w:r>
+        <w:rPr>
+          <w:rFonts w:ascii="標楷體" w:eastAsia="標楷體" w:hAnsi="標楷體" w:cs="標楷體" w:hint="eastAsia"/>
+          <w:sz w:val="28"/>
+          <w:szCs w:val="28"/>
+        </w:rPr>
+        <w:t>王孫：</w:t>
+      </w:r>
+      <w:r>
+        <w:rPr>
+          <w:rFonts w:ascii="標楷體" w:eastAsia="標楷體" w:hAnsi="標楷體" w:cs="標楷體" w:hint="eastAsia"/>
+          <w:sz w:val="28"/>
+          <w:szCs w:val="28"/>
+        </w:rPr>
+        <w:t>泛指官僚、貴族的子弟。</w:t>
+      </w:r>
+      <w:r>
+        <w:rPr>
+          <w:rFonts w:ascii="標楷體" w:eastAsia="標楷體" w:hAnsi="標楷體" w:cs="標楷體" w:hint="eastAsia"/>
+          <w:sz w:val="28"/>
+          <w:szCs w:val="28"/>
+        </w:rPr>
+        <w:t>後來代指出門遠遊之人。這裡指的是作者的朋友。</w:t>
+      </w:r>
+    </w:p>
+    <w:p>
+      <w:pPr>
+        <w:pStyle w:val="a6"/>
+        <w:numPr>
+          <w:ilvl w:val="0"/>
+          <w:numId w:val="16"/>
+        </w:numPr>
+        <w:spacing w:line="420" w:lineRule="exact"/>
+        <w:ind w:leftChars="0" w:left="284" w:hanging="284"/>
+        <w:jc w:val="both"/>
         <w:rPr>
           <w:rFonts w:ascii="標楷體" w:eastAsia="標楷體" w:hAnsi="標楷體" w:cs="標楷體"/>
           <w:sz w:val="28"/>
@@ -576,8 +657,9 @@
     <w:p>
       <w:pPr>
         <w:spacing w:line="440" w:lineRule="exact"/>
-        <w:rPr>
-          <w:rFonts w:ascii="標楷體" w:eastAsia="標楷體" w:hAnsi="標楷體"/>
+        <w:jc w:val="both"/>
+        <w:rPr>
+          <w:rFonts w:ascii="標楷體" w:eastAsia="標楷體" w:hAnsi="標楷體" w:hint="eastAsia"/>
           <w:sz w:val="28"/>
           <w:szCs w:val="28"/>
         </w:rPr>
@@ -595,17 +677,25 @@
           <w:rFonts w:ascii="標楷體" w:eastAsia="標楷體" w:hAnsi="標楷體" w:hint="eastAsia"/>
           <w:sz w:val="28"/>
           <w:szCs w:val="28"/>
+        </w:rPr>
+        <w:t>這首寫於</w:t>
+      </w:r>
+      <w:r>
+        <w:rPr>
+          <w:rFonts w:ascii="標楷體" w:eastAsia="標楷體" w:hAnsi="標楷體" w:hint="eastAsia"/>
+          <w:sz w:val="28"/>
+          <w:szCs w:val="28"/>
           <w:u w:val="single"/>
         </w:rPr>
-        <w:t>金谷園</w:t>
-      </w:r>
-      <w:r>
-        <w:rPr>
-          <w:rFonts w:ascii="標楷體" w:eastAsia="標楷體" w:hAnsi="標楷體" w:hint="eastAsia"/>
-          <w:sz w:val="28"/>
-          <w:szCs w:val="28"/>
-        </w:rPr>
-        <w:t>曾經是錦繡繁華的麗園，如今已是</w:t>
+        <w:t>宋代</w:t>
+      </w:r>
+      <w:r>
+        <w:rPr>
+          <w:rFonts w:ascii="標楷體" w:eastAsia="標楷體" w:hAnsi="標楷體" w:hint="eastAsia"/>
+          <w:sz w:val="28"/>
+          <w:szCs w:val="28"/>
+        </w:rPr>
+        <w:t>的詠梅與感懷名篇《點絳唇·金谷年年》，雖未直接寫離別之苦，卻將極致的哀愁寄託於春景與荒草之中。全詞透過</w:t>
       </w:r>
       <w:r>
         <w:rPr>
@@ -615,47 +705,15 @@
           <w:sz w:val="28"/>
           <w:szCs w:val="28"/>
         </w:rPr>
-        <w:t>雜樹橫空</w:t>
-      </w:r>
-      <w:r>
-        <w:rPr>
-          <w:rFonts w:ascii="標楷體" w:eastAsia="標楷體" w:hAnsi="標楷體" w:hint="eastAsia"/>
-          <w:sz w:val="28"/>
-          <w:szCs w:val="28"/>
-        </w:rPr>
-        <w:t>、蔓草遍地了。寫春色用</w:t>
-      </w:r>
-      <w:r>
-        <w:rPr>
-          <w:rFonts w:ascii="標楷體" w:eastAsia="標楷體" w:hAnsi="標楷體" w:hint="eastAsia"/>
-          <w:sz w:val="28"/>
-          <w:szCs w:val="28"/>
-        </w:rPr>
-        <w:t>「</w:t>
-      </w:r>
-      <w:r>
-        <w:rPr>
-          <w:rFonts w:ascii="標楷體" w:eastAsia="標楷體" w:hAnsi="標楷體" w:hint="eastAsia"/>
-          <w:sz w:val="28"/>
-          <w:szCs w:val="28"/>
-        </w:rPr>
-        <w:t>亂生</w:t>
-      </w:r>
-      <w:r>
-        <w:rPr>
-          <w:rFonts w:ascii="標楷體" w:eastAsia="標楷體" w:hAnsi="標楷體" w:hint="eastAsia"/>
-          <w:sz w:val="28"/>
-          <w:szCs w:val="28"/>
-        </w:rPr>
-        <w:t>」</w:t>
-      </w:r>
-      <w:r>
-        <w:rPr>
-          <w:rFonts w:ascii="標楷體" w:eastAsia="標楷體" w:hAnsi="標楷體" w:hint="eastAsia"/>
-          <w:sz w:val="28"/>
-          <w:szCs w:val="28"/>
-        </w:rPr>
-        <w:t>二字，可見</w:t>
+        <w:t>空間的移轉</w:t>
+      </w:r>
+      <w:r>
+        <w:rPr>
+          <w:rFonts w:ascii="標楷體" w:eastAsia="標楷體" w:hAnsi="標楷體" w:hint="eastAsia"/>
+          <w:sz w:val="28"/>
+          <w:szCs w:val="28"/>
+        </w:rPr>
+        <w:t>與</w:t>
       </w:r>
       <w:r>
         <w:rPr>
@@ -665,106 +723,23 @@
           <w:sz w:val="28"/>
           <w:szCs w:val="28"/>
         </w:rPr>
-        <w:t>荒蕪</w:t>
-      </w:r>
-      <w:r>
-        <w:rPr>
-          <w:rFonts w:ascii="標楷體" w:eastAsia="標楷體" w:hAnsi="標楷體" w:hint="eastAsia"/>
-          <w:sz w:val="28"/>
-          <w:szCs w:val="28"/>
-        </w:rPr>
-        <w:t>之狀，其意味，與</w:t>
-      </w:r>
-      <w:r>
-        <w:rPr>
-          <w:rFonts w:ascii="標楷體" w:eastAsia="標楷體" w:hAnsi="標楷體" w:hint="eastAsia"/>
-          <w:sz w:val="28"/>
-          <w:szCs w:val="28"/>
-          <w:u w:val="single"/>
-        </w:rPr>
-        <w:t>杜牧</w:t>
-      </w:r>
-      <w:r>
-        <w:rPr>
-          <w:rFonts w:ascii="標楷體" w:eastAsia="標楷體" w:hAnsi="標楷體" w:hint="eastAsia"/>
-          <w:sz w:val="28"/>
-          <w:szCs w:val="28"/>
-        </w:rPr>
-        <w:t>《金谷園》詩中的</w:t>
-      </w:r>
-      <w:r>
-        <w:rPr>
-          <w:rFonts w:ascii="標楷體" w:eastAsia="標楷體" w:hAnsi="標楷體" w:hint="eastAsia"/>
-          <w:sz w:val="28"/>
-          <w:szCs w:val="28"/>
-        </w:rPr>
-        <w:t>「</w:t>
-      </w:r>
-      <w:hyperlink r:id="rId7" w:history="1">
-        <w:r>
-          <w:rPr>
-            <w:rStyle w:val="a4"/>
-            <w:rFonts w:ascii="標楷體" w:eastAsia="標楷體" w:hAnsi="標楷體" w:hint="eastAsia"/>
-            <w:sz w:val="28"/>
-            <w:szCs w:val="28"/>
-          </w:rPr>
-          <w:t>流水無情草自春</w:t>
-        </w:r>
-      </w:hyperlink>
-      <w:r>
-        <w:rPr>
-          <w:rFonts w:ascii="標楷體" w:eastAsia="標楷體" w:hAnsi="標楷體" w:hint="eastAsia"/>
-          <w:sz w:val="28"/>
-          <w:szCs w:val="28"/>
-        </w:rPr>
-        <w:t>」</w:t>
-      </w:r>
-      <w:r>
-        <w:rPr>
-          <w:rFonts w:ascii="標楷體" w:eastAsia="標楷體" w:hAnsi="標楷體" w:hint="eastAsia"/>
-          <w:sz w:val="28"/>
-          <w:szCs w:val="28"/>
-        </w:rPr>
-        <w:t>相近。</w:t>
-      </w:r>
-      <w:r>
-        <w:rPr>
-          <w:rFonts w:ascii="標楷體" w:eastAsia="標楷體" w:hAnsi="標楷體" w:hint="eastAsia"/>
-          <w:sz w:val="28"/>
-          <w:szCs w:val="28"/>
-        </w:rPr>
-        <w:t>「</w:t>
-      </w:r>
-      <w:r>
-        <w:rPr>
-          <w:rFonts w:ascii="標楷體" w:eastAsia="標楷體" w:hAnsi="標楷體" w:hint="eastAsia"/>
-          <w:sz w:val="28"/>
-          <w:szCs w:val="28"/>
-        </w:rPr>
-        <w:t>誰為主</w:t>
-      </w:r>
-      <w:r>
-        <w:rPr>
-          <w:rFonts w:ascii="標楷體" w:eastAsia="標楷體" w:hAnsi="標楷體" w:hint="eastAsia"/>
-          <w:sz w:val="28"/>
-          <w:szCs w:val="28"/>
-        </w:rPr>
-        <w:t>」</w:t>
-      </w:r>
-      <w:r>
-        <w:rPr>
-          <w:rFonts w:ascii="標楷體" w:eastAsia="標楷體" w:hAnsi="標楷體" w:hint="eastAsia"/>
-          <w:sz w:val="28"/>
-          <w:szCs w:val="28"/>
-        </w:rPr>
-        <w:t>之問，除點明園的荒涼無主外，還蘊含著作者對人世滄桑、繁華富貴如過眼煙雲之慨嘆。</w:t>
+        <w:t>意象的堆疊</w:t>
+      </w:r>
+      <w:r>
+        <w:rPr>
+          <w:rFonts w:ascii="標楷體" w:eastAsia="標楷體" w:hAnsi="標楷體" w:hint="eastAsia"/>
+          <w:sz w:val="28"/>
+          <w:szCs w:val="28"/>
+        </w:rPr>
+        <w:t>，呈現出層次分明的藝術感染力。</w:t>
       </w:r>
     </w:p>
     <w:p>
       <w:pPr>
         <w:spacing w:line="440" w:lineRule="exact"/>
-        <w:rPr>
-          <w:rFonts w:ascii="標楷體" w:eastAsia="標楷體" w:hAnsi="標楷體"/>
+        <w:jc w:val="both"/>
+        <w:rPr>
+          <w:rFonts w:ascii="標楷體" w:eastAsia="標楷體" w:hAnsi="標楷體" w:hint="eastAsia"/>
           <w:sz w:val="28"/>
           <w:szCs w:val="28"/>
         </w:rPr>
@@ -782,17 +757,59 @@
           <w:rFonts w:ascii="標楷體" w:eastAsia="標楷體" w:hAnsi="標楷體" w:hint="eastAsia"/>
           <w:sz w:val="28"/>
           <w:szCs w:val="28"/>
+        </w:rPr>
+        <w:t>上片開篇「金谷年年，亂生春色誰為主」，點出著名的</w:t>
+      </w:r>
+      <w:r>
+        <w:rPr>
+          <w:rFonts w:ascii="標楷體" w:eastAsia="標楷體" w:hAnsi="標楷體" w:hint="eastAsia"/>
+          <w:sz w:val="28"/>
+          <w:szCs w:val="28"/>
           <w:u w:val="single"/>
         </w:rPr>
-        <w:t>林逋</w:t>
-      </w:r>
-      <w:r>
-        <w:rPr>
-          <w:rFonts w:ascii="標楷體" w:eastAsia="標楷體" w:hAnsi="標楷體" w:hint="eastAsia"/>
-          <w:sz w:val="28"/>
-          <w:szCs w:val="28"/>
-        </w:rPr>
-        <w:t>的《點絳唇》是一首詠草的傑作。以擬人手法，寫得情思</w:t>
+        <w:t>西晉</w:t>
+      </w:r>
+      <w:r>
+        <w:rPr>
+          <w:rFonts w:ascii="標楷體" w:eastAsia="標楷體" w:hAnsi="標楷體" w:hint="eastAsia"/>
+          <w:sz w:val="28"/>
+          <w:szCs w:val="28"/>
+        </w:rPr>
+        <w:t xml:space="preserve"> </w:t>
+      </w:r>
+      <w:r>
+        <w:rPr>
+          <w:rFonts w:ascii="標楷體" w:eastAsia="標楷體" w:hAnsi="標楷體" w:hint="eastAsia"/>
+          <w:sz w:val="28"/>
+          <w:szCs w:val="28"/>
+          <w:u w:val="single"/>
+        </w:rPr>
+        <w:t>金谷園</w:t>
+      </w:r>
+      <w:r>
+        <w:rPr>
+          <w:rFonts w:ascii="標楷體" w:eastAsia="標楷體" w:hAnsi="標楷體" w:hint="eastAsia"/>
+          <w:sz w:val="28"/>
+          <w:szCs w:val="28"/>
+        </w:rPr>
+        <w:t>。昔日巨富</w:t>
+      </w:r>
+      <w:r>
+        <w:rPr>
+          <w:rFonts w:ascii="標楷體" w:eastAsia="標楷體" w:hAnsi="標楷體" w:hint="eastAsia"/>
+          <w:sz w:val="28"/>
+          <w:szCs w:val="28"/>
+          <w:u w:val="single"/>
+        </w:rPr>
+        <w:t>石崇</w:t>
+      </w:r>
+      <w:r>
+        <w:rPr>
+          <w:rFonts w:ascii="標楷體" w:eastAsia="標楷體" w:hAnsi="標楷體" w:hint="eastAsia"/>
+          <w:sz w:val="28"/>
+          <w:szCs w:val="28"/>
+        </w:rPr>
+        <w:t>在此揮霍奢華、賓客盈門，如今卻落得荒草叢生、</w:t>
       </w:r>
       <w:r>
         <w:rPr>
@@ -802,15 +819,15 @@
           <w:sz w:val="28"/>
           <w:szCs w:val="28"/>
         </w:rPr>
-        <w:t>綿綿</w:t>
-      </w:r>
-      <w:r>
-        <w:rPr>
-          <w:rFonts w:ascii="標楷體" w:eastAsia="標楷體" w:hAnsi="標楷體" w:hint="eastAsia"/>
-          <w:sz w:val="28"/>
-          <w:szCs w:val="28"/>
-        </w:rPr>
-        <w:t>，淒楚哀婉。語言美，意境更美。為歷代讀者稱誦。此為詠物詞中的佳作。全詞以</w:t>
+        <w:t>無人為主</w:t>
+      </w:r>
+      <w:r>
+        <w:rPr>
+          <w:rFonts w:ascii="標楷體" w:eastAsia="標楷體" w:hAnsi="標楷體" w:hint="eastAsia"/>
+          <w:sz w:val="28"/>
+          <w:szCs w:val="28"/>
+        </w:rPr>
+        <w:t>。一個「亂」字，寫出了春光不受約束地蔓延，更帶有一絲失控與荒涼；一個「誰為主」的發問，寫盡了歷史</w:t>
       </w:r>
       <w:r>
         <w:rPr>
@@ -820,15 +837,15 @@
           <w:sz w:val="28"/>
           <w:szCs w:val="28"/>
         </w:rPr>
-        <w:t>清新空靈</w:t>
-      </w:r>
-      <w:r>
-        <w:rPr>
-          <w:rFonts w:ascii="標楷體" w:eastAsia="標楷體" w:hAnsi="標楷體" w:hint="eastAsia"/>
-          <w:sz w:val="28"/>
-          <w:szCs w:val="28"/>
-        </w:rPr>
-        <w:t>的筆觸，物中見情，</w:t>
+        <w:t>興替</w:t>
+      </w:r>
+      <w:r>
+        <w:rPr>
+          <w:rFonts w:ascii="標楷體" w:eastAsia="標楷體" w:hAnsi="標楷體" w:hint="eastAsia"/>
+          <w:sz w:val="28"/>
+          <w:szCs w:val="28"/>
+        </w:rPr>
+        <w:t>與</w:t>
       </w:r>
       <w:r>
         <w:rPr>
@@ -838,15 +855,15 @@
           <w:sz w:val="28"/>
           <w:szCs w:val="28"/>
         </w:rPr>
-        <w:t>寄寓</w:t>
-      </w:r>
-      <w:r>
-        <w:rPr>
-          <w:rFonts w:ascii="標楷體" w:eastAsia="標楷體" w:hAnsi="標楷體" w:hint="eastAsia"/>
-          <w:sz w:val="28"/>
-          <w:szCs w:val="28"/>
-        </w:rPr>
-        <w:t>深意，借吟詠春草抒寫離愁別緒。整首詞熔詠物與抒情於一爐，</w:t>
+        <w:t>物是人非</w:t>
+      </w:r>
+      <w:r>
+        <w:rPr>
+          <w:rFonts w:ascii="標楷體" w:eastAsia="標楷體" w:hAnsi="標楷體" w:hint="eastAsia"/>
+          <w:sz w:val="28"/>
+          <w:szCs w:val="28"/>
+        </w:rPr>
+        <w:t>的沉痛感。隨後「余花落處，滿地和煙雨」，將視線由遠及近，</w:t>
       </w:r>
       <w:r>
         <w:rPr>
@@ -856,15 +873,15 @@
           <w:sz w:val="28"/>
           <w:szCs w:val="28"/>
         </w:rPr>
-        <w:t>淒迷柔美</w:t>
-      </w:r>
-      <w:r>
-        <w:rPr>
-          <w:rFonts w:ascii="標楷體" w:eastAsia="標楷體" w:hAnsi="標楷體" w:hint="eastAsia"/>
-          <w:sz w:val="28"/>
-          <w:szCs w:val="28"/>
-        </w:rPr>
-        <w:t>的物象中寄寓惆悵傷春之情，</w:t>
+        <w:t>收攏</w:t>
+      </w:r>
+      <w:r>
+        <w:rPr>
+          <w:rFonts w:ascii="標楷體" w:eastAsia="標楷體" w:hAnsi="標楷體" w:hint="eastAsia"/>
+          <w:sz w:val="28"/>
+          <w:szCs w:val="28"/>
+        </w:rPr>
+        <w:t>至紛飛落花與濛濛煙雨之中，天地間一片迷茫淒清，為全詞奠定了</w:t>
       </w:r>
       <w:r>
         <w:rPr>
@@ -874,22 +891,23 @@
           <w:sz w:val="28"/>
           <w:szCs w:val="28"/>
         </w:rPr>
-        <w:t>渲染</w:t>
-      </w:r>
-      <w:r>
-        <w:rPr>
-          <w:rFonts w:ascii="標楷體" w:eastAsia="標楷體" w:hAnsi="標楷體" w:hint="eastAsia"/>
-          <w:sz w:val="28"/>
-          <w:szCs w:val="28"/>
-        </w:rPr>
-        <w:t>出綿綿不盡的離愁。</w:t>
+        <w:t>陰鬱黯淡</w:t>
+      </w:r>
+      <w:r>
+        <w:rPr>
+          <w:rFonts w:ascii="標楷體" w:eastAsia="標楷體" w:hAnsi="標楷體" w:hint="eastAsia"/>
+          <w:sz w:val="28"/>
+          <w:szCs w:val="28"/>
+        </w:rPr>
+        <w:t>的情感基調。</w:t>
       </w:r>
     </w:p>
     <w:p>
       <w:pPr>
         <w:spacing w:line="440" w:lineRule="exact"/>
-        <w:rPr>
-          <w:rFonts w:ascii="標楷體" w:eastAsia="標楷體" w:hAnsi="標楷體"/>
+        <w:jc w:val="both"/>
+        <w:rPr>
+          <w:rFonts w:ascii="標楷體" w:eastAsia="標楷體" w:hAnsi="標楷體" w:hint="eastAsia"/>
           <w:sz w:val="28"/>
           <w:szCs w:val="28"/>
         </w:rPr>
@@ -908,110 +926,33 @@
           <w:sz w:val="28"/>
           <w:szCs w:val="28"/>
         </w:rPr>
-        <w:t>「</w:t>
-      </w:r>
-      <w:r>
-        <w:rPr>
-          <w:rFonts w:ascii="標楷體" w:eastAsia="標楷體" w:hAnsi="標楷體" w:hint="eastAsia"/>
-          <w:sz w:val="28"/>
-          <w:szCs w:val="28"/>
-        </w:rPr>
-        <w:t>余</w:t>
-      </w:r>
-      <w:r>
-        <w:rPr>
-          <w:rFonts w:ascii="標楷體" w:eastAsia="標楷體" w:hAnsi="標楷體" w:hint="eastAsia"/>
-          <w:sz w:val="28"/>
-          <w:szCs w:val="28"/>
-        </w:rPr>
-        <w:t>花</w:t>
-      </w:r>
-      <w:r>
-        <w:rPr>
-          <w:rFonts w:ascii="標楷體" w:eastAsia="標楷體" w:hAnsi="標楷體" w:hint="eastAsia"/>
-          <w:sz w:val="28"/>
-          <w:szCs w:val="28"/>
-        </w:rPr>
-        <w:t>」</w:t>
-      </w:r>
-      <w:r>
-        <w:rPr>
-          <w:rFonts w:ascii="標楷體" w:eastAsia="標楷體" w:hAnsi="標楷體" w:hint="eastAsia"/>
-          <w:sz w:val="28"/>
-          <w:szCs w:val="28"/>
-        </w:rPr>
-        <w:t>兩句，寫無主荒園細雨中春色凋零，絢爛的花朵已紛紛墜落，連枝頭稀疏的余花，也隨濛濛細雨而去。</w:t>
-      </w:r>
-      <w:r>
-        <w:rPr>
-          <w:rFonts w:ascii="標楷體" w:eastAsia="標楷體" w:hAnsi="標楷體" w:hint="eastAsia"/>
-          <w:sz w:val="28"/>
-          <w:szCs w:val="28"/>
-        </w:rPr>
-        <w:t>「</w:t>
-      </w:r>
-      <w:r>
-        <w:rPr>
-          <w:rFonts w:ascii="標楷體" w:eastAsia="標楷體" w:hAnsi="標楷體" w:hint="eastAsia"/>
-          <w:sz w:val="28"/>
-          <w:szCs w:val="28"/>
-        </w:rPr>
-        <w:t>滿地和煙雨</w:t>
-      </w:r>
-      <w:r>
-        <w:rPr>
-          <w:rFonts w:ascii="標楷體" w:eastAsia="標楷體" w:hAnsi="標楷體" w:hint="eastAsia"/>
-          <w:sz w:val="28"/>
-          <w:szCs w:val="28"/>
-        </w:rPr>
-        <w:t>」</w:t>
-      </w:r>
-      <w:r>
-        <w:rPr>
-          <w:rFonts w:ascii="標楷體" w:eastAsia="標楷體" w:hAnsi="標楷體" w:hint="eastAsia"/>
-          <w:sz w:val="28"/>
-          <w:szCs w:val="28"/>
-        </w:rPr>
-        <w:t>，境界闊大而情調哀傷，雖從雨中落花著筆，卻包含著草盛人稀之意。眼看</w:t>
-      </w:r>
-      <w:r>
-        <w:rPr>
-          <w:rFonts w:ascii="標楷體" w:eastAsia="標楷體" w:hAnsi="標楷體" w:hint="eastAsia"/>
-          <w:sz w:val="28"/>
-          <w:szCs w:val="28"/>
-        </w:rPr>
-        <w:t>「</w:t>
-      </w:r>
-      <w:r>
-        <w:rPr>
-          <w:rFonts w:ascii="標楷體" w:eastAsia="標楷體" w:hAnsi="標楷體" w:hint="eastAsia"/>
-          <w:sz w:val="28"/>
-          <w:szCs w:val="28"/>
-        </w:rPr>
-        <w:t>匆匆春又歸去</w:t>
-      </w:r>
-      <w:r>
-        <w:rPr>
-          <w:rFonts w:ascii="標楷體" w:eastAsia="標楷體" w:hAnsi="標楷體" w:hint="eastAsia"/>
-          <w:sz w:val="28"/>
-          <w:szCs w:val="28"/>
-        </w:rPr>
-        <w:t>」</w:t>
-      </w:r>
-      <w:r>
-        <w:rPr>
-          <w:rFonts w:ascii="標楷體" w:eastAsia="標楷體" w:hAnsi="標楷體" w:hint="eastAsia"/>
-          <w:sz w:val="28"/>
-          <w:szCs w:val="28"/>
-        </w:rPr>
-        <w:t>，詞人流露出無可奈何的惆悵情懷。</w:t>
+        <w:t>下片則從「景」過渡到「人」與「情」。「又是離歌，一闋長亭暮」，將情境推向別離的具體時刻。傍晚時分的長亭本就是傳統文化中象徵送別的場景，加上淒涼的離歌與暮色，深化了依依不捨的哀怨。「王孫去，萋萋無數，南北東西路」是全詞的最精彩之處。作者</w:t>
+      </w:r>
+      <w:r>
+        <w:rPr>
+          <w:rFonts w:ascii="標楷體" w:eastAsia="標楷體" w:hAnsi="標楷體" w:hint="eastAsia"/>
+          <w:b/>
+          <w:bCs/>
+          <w:sz w:val="28"/>
+          <w:szCs w:val="28"/>
+        </w:rPr>
+        <w:t>化用</w:t>
+      </w:r>
+      <w:r>
+        <w:rPr>
+          <w:rFonts w:ascii="標楷體" w:eastAsia="標楷體" w:hAnsi="標楷體" w:hint="eastAsia"/>
+          <w:sz w:val="28"/>
+          <w:szCs w:val="28"/>
+        </w:rPr>
+        <w:t>《楚辭·招魂》中「王孫遊兮不歸，春草生兮萋萋」的典故，將抽象的離愁具象化為鋪天蓋地的萋萋芳草。</w:t>
       </w:r>
     </w:p>
     <w:p>
       <w:pPr>
         <w:spacing w:line="440" w:lineRule="exact"/>
-        <w:rPr>
-          <w:rFonts w:ascii="標楷體" w:eastAsia="標楷體" w:hAnsi="標楷體"/>
+        <w:jc w:val="both"/>
+        <w:rPr>
+          <w:rFonts w:ascii="標楷體" w:eastAsia="標楷體" w:hAnsi="標楷體" w:hint="eastAsia"/>
           <w:sz w:val="28"/>
           <w:szCs w:val="28"/>
         </w:rPr>
@@ -1028,52 +969,53 @@
       <w:r>
         <w:rPr>
           <w:rFonts w:ascii="標楷體" w:eastAsia="標楷體" w:hAnsi="標楷體" w:hint="eastAsia"/>
+          <w:sz w:val="28"/>
+          <w:szCs w:val="28"/>
+          <w:u w:val="single"/>
+        </w:rPr>
+        <w:t>林逋</w:t>
+      </w:r>
+      <w:r>
+        <w:rPr>
+          <w:rFonts w:ascii="標楷體" w:eastAsia="標楷體" w:hAnsi="標楷體" w:hint="eastAsia"/>
+          <w:sz w:val="28"/>
+          <w:szCs w:val="28"/>
+        </w:rPr>
+        <w:t>在這首詞中展現了極高的意境營造手法</w:t>
+      </w:r>
+      <w:r>
+        <w:rPr>
+          <w:rFonts w:ascii="標楷體" w:eastAsia="標楷體" w:hAnsi="標楷體" w:hint="eastAsia"/>
+          <w:sz w:val="28"/>
+          <w:szCs w:val="28"/>
+        </w:rPr>
+        <w:t>，</w:t>
+      </w:r>
+      <w:r>
+        <w:rPr>
+          <w:rFonts w:ascii="標楷體" w:eastAsia="標楷體" w:hAnsi="標楷體" w:hint="eastAsia"/>
+          <w:sz w:val="28"/>
+          <w:szCs w:val="28"/>
+        </w:rPr>
+        <w:t>離愁沒有</w:t>
+      </w:r>
+      <w:r>
+        <w:rPr>
+          <w:rFonts w:ascii="標楷體" w:eastAsia="標楷體" w:hAnsi="標楷體" w:hint="eastAsia"/>
           <w:b/>
           <w:bCs/>
           <w:sz w:val="28"/>
           <w:szCs w:val="28"/>
         </w:rPr>
-        <w:t>過片</w:t>
-      </w:r>
-      <w:r>
-        <w:rPr>
-          <w:rFonts w:ascii="標楷體" w:eastAsia="標楷體" w:hAnsi="標楷體" w:hint="eastAsia"/>
-          <w:sz w:val="28"/>
-          <w:szCs w:val="28"/>
-        </w:rPr>
-        <w:t>直寫離情。長亭，亦稱十里長亭。古代為親人送行，常長亭設宴餞別，吟詠留贈。此時別意綿綿，難捨難分，直到太陽西下。</w:t>
-      </w:r>
-      <w:r>
-        <w:rPr>
-          <w:rFonts w:ascii="標楷體" w:eastAsia="標楷體" w:hAnsi="標楷體" w:hint="eastAsia"/>
-          <w:sz w:val="28"/>
-          <w:szCs w:val="28"/>
-        </w:rPr>
-        <w:t>「</w:t>
-      </w:r>
-      <w:r>
-        <w:rPr>
-          <w:rFonts w:ascii="標楷體" w:eastAsia="標楷體" w:hAnsi="標楷體" w:hint="eastAsia"/>
-          <w:sz w:val="28"/>
-          <w:szCs w:val="28"/>
-        </w:rPr>
-        <w:t>又是離歌，一闋長亭暮</w:t>
-      </w:r>
-      <w:r>
-        <w:rPr>
-          <w:rFonts w:ascii="標楷體" w:eastAsia="標楷體" w:hAnsi="標楷體" w:hint="eastAsia"/>
-          <w:sz w:val="28"/>
-          <w:szCs w:val="28"/>
-        </w:rPr>
-        <w:t>」</w:t>
-      </w:r>
-      <w:r>
-        <w:rPr>
-          <w:rFonts w:ascii="標楷體" w:eastAsia="標楷體" w:hAnsi="標楷體" w:hint="eastAsia"/>
-          <w:sz w:val="28"/>
-          <w:szCs w:val="28"/>
-        </w:rPr>
-        <w:t>，詞人正是抓住了</w:t>
+        <w:t>直抒胸臆</w:t>
+      </w:r>
+      <w:r>
+        <w:rPr>
+          <w:rFonts w:ascii="標楷體" w:eastAsia="標楷體" w:hAnsi="標楷體" w:hint="eastAsia"/>
+          <w:sz w:val="28"/>
+          <w:szCs w:val="28"/>
+        </w:rPr>
+        <w:t>，而是透過「落花」、「煙雨」、「茂草」來渲染，讓情感層層遞進。「南北東西路」將無邊無際的野草與無窮無盡的離愁連結在一起，無論遠行的人走向何方，離別的哀傷都</w:t>
       </w:r>
       <w:r>
         <w:rPr>
@@ -1083,144 +1025,21 @@
           <w:sz w:val="28"/>
           <w:szCs w:val="28"/>
         </w:rPr>
-        <w:t>黯然銷魂</w:t>
-      </w:r>
-      <w:r>
-        <w:rPr>
-          <w:rFonts w:ascii="標楷體" w:eastAsia="標楷體" w:hAnsi="標楷體" w:hint="eastAsia"/>
-          <w:sz w:val="28"/>
-          <w:szCs w:val="28"/>
-        </w:rPr>
-        <w:t>的時刻，攝下了這幅長亭送別的畫面。最後</w:t>
-      </w:r>
-      <w:r>
-        <w:rPr>
-          <w:rFonts w:ascii="標楷體" w:eastAsia="標楷體" w:hAnsi="標楷體" w:hint="eastAsia"/>
-          <w:sz w:val="28"/>
-          <w:szCs w:val="28"/>
-        </w:rPr>
-        <w:t>「</w:t>
-      </w:r>
-      <w:r>
-        <w:rPr>
-          <w:rFonts w:ascii="標楷體" w:eastAsia="標楷體" w:hAnsi="標楷體" w:hint="eastAsia"/>
-          <w:sz w:val="28"/>
-          <w:szCs w:val="28"/>
-        </w:rPr>
-        <w:t>王孫</w:t>
-      </w:r>
-      <w:r>
-        <w:rPr>
-          <w:rFonts w:ascii="標楷體" w:eastAsia="標楷體" w:hAnsi="標楷體" w:hint="eastAsia"/>
-          <w:sz w:val="28"/>
-          <w:szCs w:val="28"/>
-        </w:rPr>
-        <w:t>」</w:t>
-      </w:r>
-      <w:r>
-        <w:rPr>
-          <w:rFonts w:ascii="標楷體" w:eastAsia="標楷體" w:hAnsi="標楷體" w:hint="eastAsia"/>
-          <w:sz w:val="28"/>
-          <w:szCs w:val="28"/>
-        </w:rPr>
-        <w:t>三句，是全詞之主旨。</w:t>
-      </w:r>
-      <w:r>
-        <w:rPr>
-          <w:rFonts w:ascii="標楷體" w:eastAsia="標楷體" w:hAnsi="標楷體" w:hint="eastAsia"/>
-          <w:sz w:val="28"/>
-          <w:szCs w:val="28"/>
-        </w:rPr>
-        <w:t>「</w:t>
-      </w:r>
-      <w:r>
-        <w:rPr>
-          <w:rFonts w:ascii="標楷體" w:eastAsia="標楷體" w:hAnsi="標楷體" w:hint="eastAsia"/>
-          <w:sz w:val="28"/>
-          <w:szCs w:val="28"/>
-        </w:rPr>
-        <w:t>王孫</w:t>
-      </w:r>
-      <w:r>
-        <w:rPr>
-          <w:rFonts w:ascii="標楷體" w:eastAsia="標楷體" w:hAnsi="標楷體" w:hint="eastAsia"/>
-          <w:sz w:val="28"/>
-          <w:szCs w:val="28"/>
-        </w:rPr>
-        <w:t>」</w:t>
-      </w:r>
-      <w:r>
-        <w:rPr>
-          <w:rFonts w:ascii="標楷體" w:eastAsia="標楷體" w:hAnsi="標楷體" w:hint="eastAsia"/>
-          <w:sz w:val="28"/>
-          <w:szCs w:val="28"/>
-        </w:rPr>
-        <w:t>本是古代對貴族公子的尊稱，後來詩詞中，往往代指出門遠遊之人。凝望著親人漸行漸遠，慢慢消失了，唯見茂盛的春草通往四方之路，茫茫無涯。正如</w:t>
-      </w:r>
-      <w:r>
-        <w:rPr>
-          <w:rFonts w:ascii="標楷體" w:eastAsia="標楷體" w:hAnsi="標楷體" w:hint="eastAsia"/>
-          <w:sz w:val="28"/>
-          <w:szCs w:val="28"/>
-          <w:u w:val="single"/>
-        </w:rPr>
-        <w:t>李煜</w:t>
-      </w:r>
-      <w:r>
-        <w:rPr>
-          <w:rFonts w:ascii="標楷體" w:eastAsia="標楷體" w:hAnsi="標楷體" w:hint="eastAsia"/>
-          <w:sz w:val="28"/>
-          <w:szCs w:val="28"/>
-        </w:rPr>
-        <w:t>《</w:t>
-      </w:r>
-      <w:r>
-        <w:rPr>
-          <w:rFonts w:ascii="標楷體" w:eastAsia="標楷體" w:hAnsi="標楷體" w:hint="eastAsia"/>
-          <w:sz w:val="28"/>
-          <w:szCs w:val="28"/>
-        </w:rPr>
-        <w:t>清平樂·別來春半</w:t>
-      </w:r>
-      <w:r>
-        <w:rPr>
-          <w:rFonts w:ascii="標楷體" w:eastAsia="標楷體" w:hAnsi="標楷體" w:hint="eastAsia"/>
-          <w:sz w:val="28"/>
-          <w:szCs w:val="28"/>
-        </w:rPr>
-        <w:t>》詞所說：</w:t>
-      </w:r>
-      <w:r>
-        <w:rPr>
-          <w:rFonts w:ascii="標楷體" w:eastAsia="標楷體" w:hAnsi="標楷體" w:hint="eastAsia"/>
-          <w:sz w:val="28"/>
-          <w:szCs w:val="28"/>
-        </w:rPr>
-        <w:t>「</w:t>
-      </w:r>
-      <w:hyperlink r:id="rId8" w:history="1">
-        <w:r>
-          <w:rPr>
-            <w:rStyle w:val="a4"/>
-            <w:rFonts w:ascii="標楷體" w:eastAsia="標楷體" w:hAnsi="標楷體" w:hint="eastAsia"/>
-            <w:sz w:val="28"/>
-            <w:szCs w:val="28"/>
-          </w:rPr>
-          <w:t>離恨恰如春草，更行更遠還生。</w:t>
-        </w:r>
-      </w:hyperlink>
-      <w:r>
-        <w:rPr>
-          <w:rFonts w:ascii="標楷體" w:eastAsia="標楷體" w:hAnsi="標楷體" w:hint="eastAsia"/>
-          <w:sz w:val="28"/>
-          <w:szCs w:val="28"/>
-        </w:rPr>
-        <w:t>」</w:t>
+        <w:t>如影隨形</w:t>
+      </w:r>
+      <w:r>
+        <w:rPr>
+          <w:rFonts w:ascii="標楷體" w:eastAsia="標楷體" w:hAnsi="標楷體" w:hint="eastAsia"/>
+          <w:sz w:val="28"/>
+          <w:szCs w:val="28"/>
+        </w:rPr>
+        <w:t>。</w:t>
       </w:r>
     </w:p>
     <w:p>
       <w:pPr>
         <w:spacing w:line="440" w:lineRule="exact"/>
+        <w:jc w:val="both"/>
         <w:rPr>
           <w:rFonts w:ascii="標楷體" w:eastAsia="標楷體" w:hAnsi="標楷體"/>
           <w:sz w:val="28"/>
@@ -1241,70 +1060,25 @@
           <w:sz w:val="28"/>
           <w:szCs w:val="28"/>
         </w:rPr>
-        <w:t>結尾處詞人以景結情，渲染了無限惆悵和依依惜別的感情，給人留下無窮的想像。</w:t>
-      </w:r>
-    </w:p>
-    <w:p>
-      <w:pPr>
-        <w:spacing w:line="440" w:lineRule="exact"/>
-        <w:rPr>
-          <w:rFonts w:ascii="標楷體" w:eastAsia="標楷體" w:hAnsi="標楷體"/>
-          <w:sz w:val="28"/>
-          <w:szCs w:val="28"/>
-        </w:rPr>
-      </w:pPr>
-      <w:r>
-        <w:rPr>
-          <w:rFonts w:ascii="標楷體" w:eastAsia="標楷體" w:hAnsi="標楷體" w:hint="eastAsia"/>
-          <w:sz w:val="28"/>
-          <w:szCs w:val="28"/>
-        </w:rPr>
-        <w:t xml:space="preserve">　　</w:t>
-      </w:r>
-      <w:r>
-        <w:rPr>
-          <w:rFonts w:ascii="標楷體" w:eastAsia="標楷體" w:hAnsi="標楷體" w:hint="eastAsia"/>
-          <w:sz w:val="28"/>
-          <w:szCs w:val="28"/>
-        </w:rPr>
-        <w:t>公元1007年詞人送別友人離去，借吟詠春草抒寫離愁別緒。</w:t>
-      </w:r>
-      <w:r>
-        <w:rPr>
-          <w:rFonts w:ascii="標楷體" w:eastAsia="標楷體" w:hAnsi="標楷體" w:hint="eastAsia"/>
-          <w:sz w:val="28"/>
-          <w:szCs w:val="28"/>
-        </w:rPr>
-        <w:t>整首詞的語言清新柔婉，屬婉約一派。</w:t>
-      </w:r>
-      <w:r>
-        <w:rPr>
-          <w:rFonts w:ascii="標楷體" w:eastAsia="標楷體" w:hAnsi="標楷體" w:hint="eastAsia"/>
-          <w:sz w:val="28"/>
-          <w:szCs w:val="28"/>
-        </w:rPr>
-        <w:t>(以上資料出處：</w:t>
-      </w:r>
-      <w:hyperlink r:id="rId9" w:history="1">
-        <w:r>
-          <w:rPr>
-            <w:rStyle w:val="a4"/>
-            <w:rFonts w:ascii="標楷體" w:eastAsia="標楷體" w:hAnsi="標楷體"/>
-            <w:sz w:val="28"/>
-            <w:szCs w:val="28"/>
-          </w:rPr>
-          <w:t>https://bit.ly/49GZIWg</w:t>
-        </w:r>
-      </w:hyperlink>
-      <w:hyperlink r:id="rId10" w:history="1"/>
-      <w:hyperlink r:id="rId11" w:history="1"/>
-      <w:r>
-        <w:rPr>
-          <w:rFonts w:ascii="標楷體" w:eastAsia="標楷體" w:hAnsi="標楷體" w:hint="eastAsia"/>
-          <w:sz w:val="28"/>
-          <w:szCs w:val="28"/>
-        </w:rPr>
-        <w:t>)</w:t>
+        <w:t>全詞語言</w:t>
+      </w:r>
+      <w:r>
+        <w:rPr>
+          <w:rFonts w:ascii="標楷體" w:eastAsia="標楷體" w:hAnsi="標楷體" w:hint="eastAsia"/>
+          <w:b/>
+          <w:bCs/>
+          <w:sz w:val="28"/>
+          <w:szCs w:val="28"/>
+        </w:rPr>
+        <w:t>清麗優雅</w:t>
+      </w:r>
+      <w:r>
+        <w:rPr>
+          <w:rFonts w:ascii="標楷體" w:eastAsia="標楷體" w:hAnsi="標楷體" w:hint="eastAsia"/>
+          <w:sz w:val="28"/>
+          <w:szCs w:val="28"/>
+        </w:rPr>
+        <w:t>，意境深遠綿長，將歷史的滄桑感與個人的離別愁完美融合，極具感染力。</w:t>
       </w:r>
     </w:p>
     <w:p>
@@ -1334,7 +1108,7 @@
           <w:numId w:val="5"/>
         </w:numPr>
         <w:spacing w:line="440" w:lineRule="exact"/>
-        <w:ind w:leftChars="0"/>
+        <w:ind w:leftChars="0" w:left="284" w:hanging="284"/>
         <w:rPr>
           <w:rFonts w:ascii="標楷體" w:eastAsia="標楷體" w:hAnsi="標楷體"/>
           <w:sz w:val="28"/>
@@ -1343,36 +1117,27 @@
       </w:pPr>
       <w:r>
         <w:rPr>
-          <w:rFonts w:ascii="標楷體" w:eastAsia="標楷體" w:hAnsi="標楷體" w:hint="eastAsia"/>
-          <w:sz w:val="28"/>
-          <w:szCs w:val="28"/>
-        </w:rPr>
-        <w:t>雜樹橫空：「雜樹」指的是各種不同的樹木，而「橫空」則形容這些樹木在空中交錯、佈滿。整句詞的意境描繪了昔日錦繡繁華的</w:t>
-      </w:r>
-      <w:r>
-        <w:rPr>
-          <w:rFonts w:ascii="標楷體" w:eastAsia="標楷體" w:hAnsi="標楷體" w:hint="eastAsia"/>
-          <w:sz w:val="28"/>
-          <w:szCs w:val="28"/>
-          <w:u w:val="single"/>
-        </w:rPr>
-        <w:t>金谷園</w:t>
-      </w:r>
-      <w:r>
-        <w:rPr>
-          <w:rFonts w:ascii="標楷體" w:eastAsia="標楷體" w:hAnsi="標楷體" w:hint="eastAsia"/>
-          <w:sz w:val="28"/>
-          <w:szCs w:val="28"/>
-        </w:rPr>
-        <w:t>，如今已是荒蕪、雜草遍地的景象</w:t>
-      </w:r>
-      <w:r>
-        <w:rPr>
-          <w:rFonts w:ascii="標楷體" w:eastAsia="標楷體" w:hAnsi="標楷體" w:hint="eastAsia"/>
-          <w:sz w:val="28"/>
-          <w:szCs w:val="28"/>
-        </w:rPr>
-        <w:t>。</w:t>
+          <w:rFonts w:ascii="標楷體" w:eastAsia="標楷體" w:hAnsi="標楷體"/>
+          <w:sz w:val="28"/>
+          <w:szCs w:val="28"/>
+        </w:rPr>
+        <w:t>漫山遍野</w:t>
+      </w:r>
+      <w:r>
+        <w:rPr>
+          <w:rFonts w:ascii="標楷體" w:eastAsia="標楷體" w:hAnsi="標楷體" w:hint="eastAsia"/>
+          <w:sz w:val="28"/>
+          <w:szCs w:val="28"/>
+        </w:rPr>
+        <w:t>：</w:t>
+      </w:r>
+      <w:r>
+        <w:rPr>
+          <w:rFonts w:ascii="標楷體" w:eastAsia="標楷體" w:hAnsi="標楷體"/>
+          <w:sz w:val="28"/>
+          <w:szCs w:val="28"/>
+        </w:rPr>
+        <w:t>遍布山陵和平原，形容數量極多、範圍極廣。形容春草或雨絲鋪天蓋地、無邊無際的視覺震撼感。</w:t>
       </w:r>
     </w:p>
     <w:p>
@@ -1383,7 +1148,7 @@
           <w:numId w:val="5"/>
         </w:numPr>
         <w:spacing w:line="440" w:lineRule="exact"/>
-        <w:ind w:leftChars="0"/>
+        <w:ind w:leftChars="0" w:left="284" w:hanging="284"/>
         <w:rPr>
           <w:rFonts w:ascii="標楷體" w:eastAsia="標楷體" w:hAnsi="標楷體"/>
           <w:sz w:val="28"/>
@@ -1392,56 +1157,27 @@
       </w:pPr>
       <w:r>
         <w:rPr>
-          <w:rFonts w:ascii="標楷體" w:eastAsia="標楷體" w:hAnsi="標楷體" w:hint="eastAsia"/>
-          <w:sz w:val="28"/>
-          <w:szCs w:val="28"/>
-        </w:rPr>
-        <w:t>荒蕪(</w:t>
-      </w:r>
-      <w:r>
-        <w:rPr>
-          <w:rFonts w:ascii="標楷體" w:eastAsia="標楷體" w:hAnsi="標楷體" w:hint="eastAsia"/>
-          <w:color w:val="FF0000"/>
-          <w:sz w:val="16"/>
-          <w:szCs w:val="16"/>
-        </w:rPr>
-        <w:t>ㄨˊ</w:t>
-      </w:r>
-      <w:r>
-        <w:rPr>
-          <w:rFonts w:ascii="標楷體" w:eastAsia="標楷體" w:hAnsi="標楷體" w:hint="eastAsia"/>
-          <w:sz w:val="28"/>
-          <w:szCs w:val="28"/>
-        </w:rPr>
-        <w:t>)：</w:t>
-      </w:r>
-      <w:r>
-        <w:rPr>
-          <w:rFonts w:ascii="標楷體" w:eastAsia="標楷體" w:hAnsi="標楷體" w:hint="eastAsia"/>
-          <w:sz w:val="28"/>
-          <w:szCs w:val="28"/>
-        </w:rPr>
-        <w:t>土地因無人管理而雜草叢生。</w:t>
-      </w:r>
-    </w:p>
-    <w:p>
-      <w:pPr>
-        <w:pStyle w:val="a6"/>
-        <w:spacing w:line="440" w:lineRule="exact"/>
-        <w:ind w:leftChars="0"/>
-        <w:rPr>
           <w:rFonts w:ascii="標楷體" w:eastAsia="標楷體" w:hAnsi="標楷體"/>
           <w:sz w:val="28"/>
           <w:szCs w:val="28"/>
         </w:rPr>
-      </w:pPr>
-      <w:r>
-        <w:rPr>
-          <w:rFonts w:ascii="標楷體" w:eastAsia="標楷體" w:hAnsi="標楷體" w:hint="eastAsia"/>
-          <w:sz w:val="28"/>
-          <w:szCs w:val="28"/>
-        </w:rPr>
-        <w:t>【例】由於人口大量外移，使得這裡大部分的田園都荒蕪了。</w:t>
+        <w:t>空間的移轉</w:t>
+      </w:r>
+      <w:r>
+        <w:rPr>
+          <w:rFonts w:ascii="標楷體" w:eastAsia="標楷體" w:hAnsi="標楷體" w:hint="eastAsia"/>
+          <w:sz w:val="28"/>
+          <w:szCs w:val="28"/>
+        </w:rPr>
+        <w:t>：</w:t>
+      </w:r>
+      <w:r>
+        <w:rPr>
+          <w:rFonts w:ascii="標楷體" w:eastAsia="標楷體" w:hAnsi="標楷體"/>
+          <w:sz w:val="28"/>
+          <w:szCs w:val="28"/>
+        </w:rPr>
+        <w:t>視線、鏡頭或描寫焦點從一個地點（或視角）移動轉換到另一個地點。指文學創作中透過觀察點的切換（如由遠及近、由高到低、由外至內），帶領讀者逐步深入景致與情感的核心。</w:t>
       </w:r>
     </w:p>
     <w:p>
@@ -1452,7 +1188,7 @@
           <w:numId w:val="5"/>
         </w:numPr>
         <w:spacing w:line="440" w:lineRule="exact"/>
-        <w:ind w:leftChars="0"/>
+        <w:ind w:leftChars="0" w:left="284" w:hanging="284"/>
         <w:rPr>
           <w:rFonts w:ascii="標楷體" w:eastAsia="標楷體" w:hAnsi="標楷體"/>
           <w:sz w:val="28"/>
@@ -1461,11 +1197,11 @@
       </w:pPr>
       <w:r>
         <w:rPr>
-          <w:rFonts w:ascii="標楷體" w:eastAsia="標楷體" w:hAnsi="標楷體" w:hint="eastAsia"/>
-          <w:sz w:val="28"/>
-          <w:szCs w:val="28"/>
-        </w:rPr>
-        <w:t>綿綿</w:t>
+          <w:rFonts w:ascii="標楷體" w:eastAsia="標楷體" w:hAnsi="標楷體"/>
+          <w:sz w:val="28"/>
+          <w:szCs w:val="28"/>
+        </w:rPr>
+        <w:t>意象的堆疊</w:t>
       </w:r>
       <w:r>
         <w:rPr>
@@ -1477,19 +1213,11 @@
       </w:r>
       <w:r>
         <w:rPr>
-          <w:rFonts w:ascii="標楷體" w:eastAsia="標楷體" w:hAnsi="標楷體" w:hint="eastAsia"/>
-          <w:sz w:val="28"/>
-          <w:szCs w:val="28"/>
-        </w:rPr>
-        <w:t>形容連續不絕</w:t>
-      </w:r>
-      <w:r>
-        <w:rPr>
-          <w:rFonts w:ascii="標楷體" w:eastAsia="標楷體" w:hAnsi="標楷體" w:hint="eastAsia"/>
-          <w:sz w:val="28"/>
-          <w:szCs w:val="28"/>
-        </w:rPr>
-        <w:t>。</w:t>
+          <w:rFonts w:ascii="標楷體" w:eastAsia="標楷體" w:hAnsi="標楷體"/>
+          <w:sz w:val="28"/>
+          <w:szCs w:val="28"/>
+        </w:rPr>
+        <w:t>將多個帶有特定情感或象徵意義的具體景物（意象）累積、組合在一起。透過「落花」、「煙雨」、「暮色」、「荒草」等具體意象的連續出現，共同強化並烘托出濃烈的淒涼與離愁氛圍。</w:t>
       </w:r>
     </w:p>
     <w:p>
@@ -1500,7 +1228,7 @@
           <w:numId w:val="5"/>
         </w:numPr>
         <w:spacing w:line="440" w:lineRule="exact"/>
-        <w:ind w:leftChars="0"/>
+        <w:ind w:leftChars="0" w:left="284" w:hanging="284"/>
         <w:rPr>
           <w:rFonts w:ascii="標楷體" w:eastAsia="標楷體" w:hAnsi="標楷體"/>
           <w:sz w:val="28"/>
@@ -1509,11 +1237,11 @@
       </w:pPr>
       <w:r>
         <w:rPr>
-          <w:rFonts w:ascii="標楷體" w:eastAsia="標楷體" w:hAnsi="標楷體" w:hint="eastAsia"/>
-          <w:sz w:val="28"/>
-          <w:szCs w:val="28"/>
-        </w:rPr>
-        <w:t>清新空靈</w:t>
+          <w:rFonts w:ascii="標楷體" w:eastAsia="標楷體" w:hAnsi="標楷體"/>
+          <w:sz w:val="28"/>
+          <w:szCs w:val="28"/>
+        </w:rPr>
+        <w:t>無人為主</w:t>
       </w:r>
       <w:r>
         <w:rPr>
@@ -1525,11 +1253,11 @@
       </w:r>
       <w:r>
         <w:rPr>
-          <w:rFonts w:ascii="標楷體" w:eastAsia="標楷體" w:hAnsi="標楷體" w:hint="eastAsia"/>
-          <w:sz w:val="28"/>
-          <w:szCs w:val="28"/>
-        </w:rPr>
-        <w:t>通常用來描述那些帶有清新、純淨、超越世俗的特質，讓人感到心靈愉悅、舒適。例如，一首音樂、一幅畫作或一個人的氣質都可以被形容為清新空靈。</w:t>
+          <w:rFonts w:ascii="標楷體" w:eastAsia="標楷體" w:hAnsi="標楷體"/>
+          <w:sz w:val="28"/>
+          <w:szCs w:val="28"/>
+        </w:rPr>
+        <w:t>沒有主人來管理、照顧或作主。指昔日繁華的名園如今遭到廢棄，任由雜草狂生，暗示政權更迭或家族衰敗後的淒涼景象。</w:t>
       </w:r>
     </w:p>
     <w:p>
@@ -1540,7 +1268,7 @@
           <w:numId w:val="5"/>
         </w:numPr>
         <w:spacing w:line="440" w:lineRule="exact"/>
-        <w:ind w:leftChars="0"/>
+        <w:ind w:leftChars="0" w:left="284" w:hanging="284"/>
         <w:rPr>
           <w:rFonts w:ascii="標楷體" w:eastAsia="標楷體" w:hAnsi="標楷體"/>
           <w:sz w:val="28"/>
@@ -1549,11 +1277,93 @@
       </w:pPr>
       <w:r>
         <w:rPr>
-          <w:rFonts w:ascii="標楷體" w:eastAsia="標楷體" w:hAnsi="標楷體" w:hint="eastAsia"/>
-          <w:sz w:val="28"/>
-          <w:szCs w:val="28"/>
-        </w:rPr>
-        <w:t>寄寓：暫時寓居(也作寄居)；旅館；於文藝作品中寄情。</w:t>
+          <w:rFonts w:ascii="標楷體" w:eastAsia="標楷體" w:hAnsi="標楷體"/>
+          <w:sz w:val="28"/>
+          <w:szCs w:val="28"/>
+        </w:rPr>
+        <w:t>興</w:t>
+      </w:r>
+      <w:r>
+        <w:rPr>
+          <w:rFonts w:ascii="標楷體" w:eastAsia="標楷體" w:hAnsi="標楷體" w:hint="eastAsia"/>
+          <w:sz w:val="28"/>
+          <w:szCs w:val="28"/>
+        </w:rPr>
+        <w:t>(</w:t>
+      </w:r>
+      <w:r>
+        <w:rPr>
+          <w:rFonts w:ascii="標楷體" w:eastAsia="標楷體" w:hAnsi="標楷體" w:hint="eastAsia"/>
+          <w:color w:val="EE0000"/>
+          <w:sz w:val="16"/>
+          <w:szCs w:val="16"/>
+        </w:rPr>
+        <w:t>ㄒㄧㄥ</w:t>
+      </w:r>
+      <w:r>
+        <w:rPr>
+          <w:rFonts w:ascii="標楷體" w:eastAsia="標楷體" w:hAnsi="標楷體" w:hint="eastAsia"/>
+          <w:sz w:val="28"/>
+          <w:szCs w:val="28"/>
+        </w:rPr>
+        <w:t>)</w:t>
+      </w:r>
+      <w:r>
+        <w:rPr>
+          <w:rFonts w:ascii="標楷體" w:eastAsia="標楷體" w:hAnsi="標楷體"/>
+          <w:sz w:val="28"/>
+          <w:szCs w:val="28"/>
+        </w:rPr>
+        <w:t>替</w:t>
+      </w:r>
+      <w:r>
+        <w:rPr>
+          <w:rFonts w:ascii="標楷體" w:eastAsia="標楷體" w:hAnsi="標楷體" w:hint="eastAsia"/>
+          <w:sz w:val="28"/>
+          <w:szCs w:val="28"/>
+        </w:rPr>
+        <w:t>：</w:t>
+      </w:r>
+      <w:r>
+        <w:rPr>
+          <w:rFonts w:ascii="標楷體" w:eastAsia="標楷體" w:hAnsi="標楷體"/>
+          <w:sz w:val="28"/>
+          <w:szCs w:val="28"/>
+        </w:rPr>
+        <w:t>興盛與衰替（衰落）。指代歷史的變遷、政權的更迭</w:t>
+      </w:r>
+      <w:r>
+        <w:rPr>
+          <w:rFonts w:ascii="標楷體" w:eastAsia="標楷體" w:hAnsi="標楷體" w:hint="eastAsia"/>
+          <w:sz w:val="28"/>
+          <w:szCs w:val="28"/>
+        </w:rPr>
+        <w:t>(</w:t>
+      </w:r>
+      <w:r>
+        <w:rPr>
+          <w:rFonts w:ascii="標楷體" w:eastAsia="標楷體" w:hAnsi="標楷體" w:hint="eastAsia"/>
+          <w:color w:val="EE0000"/>
+          <w:sz w:val="16"/>
+          <w:szCs w:val="16"/>
+        </w:rPr>
+        <w:t>ㄉ一ㄝˊ</w:t>
+      </w:r>
+      <w:r>
+        <w:rPr>
+          <w:rFonts w:ascii="標楷體" w:eastAsia="標楷體" w:hAnsi="標楷體" w:hint="eastAsia"/>
+          <w:sz w:val="28"/>
+          <w:szCs w:val="28"/>
+        </w:rPr>
+        <w:t>)</w:t>
+      </w:r>
+      <w:r>
+        <w:rPr>
+          <w:rFonts w:ascii="標楷體" w:eastAsia="標楷體" w:hAnsi="標楷體"/>
+          <w:sz w:val="28"/>
+          <w:szCs w:val="28"/>
+        </w:rPr>
+        <w:t>或人事的盛衰無常。</w:t>
       </w:r>
     </w:p>
     <w:p>
@@ -1564,7 +1374,7 @@
           <w:numId w:val="5"/>
         </w:numPr>
         <w:spacing w:line="440" w:lineRule="exact"/>
-        <w:ind w:leftChars="0"/>
+        <w:ind w:leftChars="0" w:left="284" w:hanging="284"/>
         <w:rPr>
           <w:rFonts w:ascii="標楷體" w:eastAsia="標楷體" w:hAnsi="標楷體"/>
           <w:sz w:val="28"/>
@@ -1573,11 +1383,11 @@
       </w:pPr>
       <w:r>
         <w:rPr>
-          <w:rFonts w:ascii="標楷體" w:eastAsia="標楷體" w:hAnsi="標楷體" w:hint="eastAsia"/>
-          <w:sz w:val="28"/>
-          <w:szCs w:val="28"/>
-        </w:rPr>
-        <w:t>淒迷</w:t>
+          <w:rFonts w:ascii="標楷體" w:eastAsia="標楷體" w:hAnsi="標楷體"/>
+          <w:sz w:val="28"/>
+          <w:szCs w:val="28"/>
+        </w:rPr>
+        <w:t>物是人非</w:t>
       </w:r>
       <w:r>
         <w:rPr>
@@ -1589,11 +1399,11 @@
       </w:r>
       <w:r>
         <w:rPr>
-          <w:rFonts w:ascii="標楷體" w:eastAsia="標楷體" w:hAnsi="標楷體" w:hint="eastAsia"/>
-          <w:sz w:val="28"/>
-          <w:szCs w:val="28"/>
-        </w:rPr>
-        <w:t>表示景物淒涼、迷濛。這個詞用來形容冷清、朦朧、令人感到悲傷的景象。例如，寒冷的夜晚，細細的雨絲使街道顯得更加淒迷。</w:t>
+          <w:rFonts w:ascii="標楷體" w:eastAsia="標楷體" w:hAnsi="標楷體"/>
+          <w:sz w:val="28"/>
+          <w:szCs w:val="28"/>
+        </w:rPr>
+        <w:t>景物依舊，但人事已非。表達對時光流逝、親友離散或昔日繁華不再的深沉感嘆與惆悵。</w:t>
       </w:r>
     </w:p>
     <w:p>
@@ -1604,7 +1414,7 @@
           <w:numId w:val="5"/>
         </w:numPr>
         <w:spacing w:line="440" w:lineRule="exact"/>
-        <w:ind w:leftChars="0"/>
+        <w:ind w:leftChars="0" w:left="284" w:hanging="284"/>
         <w:rPr>
           <w:rFonts w:ascii="標楷體" w:eastAsia="標楷體" w:hAnsi="標楷體"/>
           <w:sz w:val="28"/>
@@ -1613,11 +1423,11 @@
       </w:pPr>
       <w:r>
         <w:rPr>
-          <w:rFonts w:ascii="標楷體" w:eastAsia="標楷體" w:hAnsi="標楷體" w:hint="eastAsia"/>
-          <w:sz w:val="28"/>
-          <w:szCs w:val="28"/>
-        </w:rPr>
-        <w:t>柔美</w:t>
+          <w:rFonts w:ascii="標楷體" w:eastAsia="標楷體" w:hAnsi="標楷體"/>
+          <w:sz w:val="28"/>
+          <w:szCs w:val="28"/>
+        </w:rPr>
+        <w:t>收攏</w:t>
       </w:r>
       <w:r>
         <w:rPr>
@@ -1629,11 +1439,11 @@
       </w:r>
       <w:r>
         <w:rPr>
-          <w:rFonts w:ascii="標楷體" w:eastAsia="標楷體" w:hAnsi="標楷體" w:hint="eastAsia"/>
-          <w:sz w:val="28"/>
-          <w:szCs w:val="28"/>
-        </w:rPr>
-        <w:t>指的是某物具有柔軟、優美、溫和的特質。這個詞常用來形容音樂、畫作、風景等。</w:t>
+          <w:rFonts w:ascii="標楷體" w:eastAsia="標楷體" w:hAnsi="標楷體"/>
+          <w:sz w:val="28"/>
+          <w:szCs w:val="28"/>
+        </w:rPr>
+        <w:t>將散開的線索、視線或範圍聚集、縮小。在描寫手法上，指將原本宏大廣闊的遠景描繪，聚焦凝定到眼前具體微觀的細節上。</w:t>
       </w:r>
     </w:p>
     <w:p>
@@ -1644,7 +1454,7 @@
           <w:numId w:val="5"/>
         </w:numPr>
         <w:spacing w:line="440" w:lineRule="exact"/>
-        <w:ind w:leftChars="0"/>
+        <w:ind w:leftChars="0" w:left="284" w:hanging="284"/>
         <w:rPr>
           <w:rFonts w:ascii="標楷體" w:eastAsia="標楷體" w:hAnsi="標楷體"/>
           <w:sz w:val="28"/>
@@ -1653,116 +1463,27 @@
       </w:pPr>
       <w:r>
         <w:rPr>
-          <w:rFonts w:ascii="標楷體" w:eastAsia="標楷體" w:hAnsi="標楷體" w:hint="eastAsia"/>
-          <w:sz w:val="28"/>
-          <w:szCs w:val="28"/>
-        </w:rPr>
-        <w:t>渲</w:t>
-      </w:r>
-      <w:r>
-        <w:rPr>
-          <w:rFonts w:ascii="標楷體" w:eastAsia="標楷體" w:hAnsi="標楷體" w:hint="eastAsia"/>
-          <w:sz w:val="28"/>
-          <w:szCs w:val="28"/>
-        </w:rPr>
-        <w:t>(</w:t>
-      </w:r>
-      <w:r>
-        <w:rPr>
-          <w:rFonts w:ascii="標楷體" w:eastAsia="標楷體" w:hAnsi="標楷體" w:hint="eastAsia"/>
-          <w:color w:val="FF0000"/>
-          <w:sz w:val="16"/>
-          <w:szCs w:val="16"/>
-        </w:rPr>
-        <w:t>ㄒㄩㄢˋ</w:t>
-      </w:r>
-      <w:r>
-        <w:rPr>
-          <w:rFonts w:ascii="標楷體" w:eastAsia="標楷體" w:hAnsi="標楷體" w:hint="eastAsia"/>
-          <w:sz w:val="28"/>
-          <w:szCs w:val="28"/>
-        </w:rPr>
-        <w:t>)</w:t>
-      </w:r>
-      <w:r>
-        <w:rPr>
-          <w:rFonts w:ascii="標楷體" w:eastAsia="標楷體" w:hAnsi="標楷體" w:hint="eastAsia"/>
-          <w:sz w:val="28"/>
-          <w:szCs w:val="28"/>
-        </w:rPr>
-        <w:t>染</w:t>
-      </w:r>
-    </w:p>
-    <w:p>
-      <w:pPr>
-        <w:pStyle w:val="a6"/>
-        <w:numPr>
-          <w:ilvl w:val="0"/>
-          <w:numId w:val="29"/>
-        </w:numPr>
-        <w:spacing w:line="440" w:lineRule="exact"/>
-        <w:ind w:leftChars="0"/>
-        <w:rPr>
           <w:rFonts w:ascii="標楷體" w:eastAsia="標楷體" w:hAnsi="標楷體"/>
           <w:sz w:val="28"/>
           <w:szCs w:val="28"/>
         </w:rPr>
-      </w:pPr>
-      <w:r>
-        <w:rPr>
-          <w:rFonts w:ascii="標楷體" w:eastAsia="標楷體" w:hAnsi="標楷體" w:hint="eastAsia"/>
-          <w:sz w:val="28"/>
-          <w:szCs w:val="28"/>
-        </w:rPr>
-        <w:t>國畫的一種用色技巧。以水墨或顏料，襯托物像，使分出陰陽向背的效果。</w:t>
-      </w:r>
-    </w:p>
-    <w:p>
-      <w:pPr>
-        <w:pStyle w:val="a6"/>
-        <w:numPr>
-          <w:ilvl w:val="0"/>
-          <w:numId w:val="29"/>
-        </w:numPr>
-        <w:spacing w:line="440" w:lineRule="exact"/>
-        <w:ind w:leftChars="0"/>
+        <w:t>陰鬱黯淡</w:t>
+      </w:r>
+      <w:r>
+        <w:rPr>
+          <w:rFonts w:ascii="標楷體" w:eastAsia="標楷體" w:hAnsi="標楷體" w:hint="eastAsia"/>
+          <w:sz w:val="28"/>
+          <w:szCs w:val="28"/>
+        </w:rPr>
+        <w:t>：</w:t>
+      </w:r>
+      <w:r>
         <w:rPr>
           <w:rFonts w:ascii="標楷體" w:eastAsia="標楷體" w:hAnsi="標楷體"/>
           <w:sz w:val="28"/>
           <w:szCs w:val="28"/>
         </w:rPr>
-      </w:pPr>
-      <w:r>
-        <w:rPr>
-          <w:rFonts w:ascii="標楷體" w:eastAsia="標楷體" w:hAnsi="標楷體" w:hint="eastAsia"/>
-          <w:sz w:val="28"/>
-          <w:szCs w:val="28"/>
-        </w:rPr>
-        <w:t>言詞、文字過度吹噓誇大。如：「新聞媒體常有渲染的報導。」</w:t>
-      </w:r>
-    </w:p>
-    <w:p>
-      <w:pPr>
-        <w:pStyle w:val="a6"/>
-        <w:numPr>
-          <w:ilvl w:val="0"/>
-          <w:numId w:val="29"/>
-        </w:numPr>
-        <w:spacing w:line="440" w:lineRule="exact"/>
-        <w:ind w:leftChars="0"/>
-        <w:rPr>
-          <w:rFonts w:ascii="標楷體" w:eastAsia="標楷體" w:hAnsi="標楷體"/>
-          <w:sz w:val="28"/>
-          <w:szCs w:val="28"/>
-        </w:rPr>
-      </w:pPr>
-      <w:r>
-        <w:rPr>
-          <w:rFonts w:ascii="標楷體" w:eastAsia="標楷體" w:hAnsi="標楷體" w:hint="eastAsia"/>
-          <w:sz w:val="28"/>
-          <w:szCs w:val="28"/>
-        </w:rPr>
-        <w:t>一種電影創作的表現手法。它透過對景物、人物、環境的心理、行為，做多方面描寫形容，突出形象，加強藝術效果。</w:t>
+        <w:t>氣氛沉悶陰暗、缺乏光彩與生機。用來形容景色所籠罩的壓抑氣氛，同時也映射出詞人內心深處的悲傷與迷茫。</w:t>
       </w:r>
     </w:p>
     <w:p>
@@ -1773,7 +1494,7 @@
           <w:numId w:val="5"/>
         </w:numPr>
         <w:spacing w:line="440" w:lineRule="exact"/>
-        <w:ind w:leftChars="0"/>
+        <w:ind w:leftChars="0" w:left="284" w:hanging="284"/>
         <w:rPr>
           <w:rFonts w:ascii="標楷體" w:eastAsia="標楷體" w:hAnsi="標楷體"/>
           <w:sz w:val="28"/>
@@ -1782,11 +1503,11 @@
       </w:pPr>
       <w:r>
         <w:rPr>
-          <w:rFonts w:ascii="標楷體" w:eastAsia="標楷體" w:hAnsi="標楷體" w:hint="eastAsia"/>
-          <w:sz w:val="28"/>
-          <w:szCs w:val="28"/>
-        </w:rPr>
-        <w:t>過片</w:t>
+          <w:rFonts w:ascii="標楷體" w:eastAsia="標楷體" w:hAnsi="標楷體"/>
+          <w:sz w:val="28"/>
+          <w:szCs w:val="28"/>
+        </w:rPr>
+        <w:t>化用</w:t>
       </w:r>
       <w:r>
         <w:rPr>
@@ -1798,19 +1519,44 @@
       </w:r>
       <w:r>
         <w:rPr>
-          <w:rFonts w:ascii="標楷體" w:eastAsia="標楷體" w:hAnsi="標楷體" w:hint="eastAsia"/>
-          <w:sz w:val="28"/>
-          <w:szCs w:val="28"/>
-        </w:rPr>
-        <w:t>過片，又稱為過變，是指一首詞分兩段或三段，每段叫做一闋或一片，下一段的開頭叫做過片。過片具有承上啓下以及過渡轉折連結兩片的作用</w:t>
-      </w:r>
-      <w:r>
-        <w:rPr>
-          <w:rFonts w:ascii="標楷體" w:eastAsia="標楷體" w:hAnsi="標楷體" w:hint="eastAsia"/>
-          <w:sz w:val="28"/>
-          <w:szCs w:val="28"/>
-        </w:rPr>
-        <w:t>。</w:t>
+          <w:rFonts w:ascii="標楷體" w:eastAsia="標楷體" w:hAnsi="標楷體"/>
+          <w:sz w:val="28"/>
+          <w:szCs w:val="28"/>
+        </w:rPr>
+        <w:t>吸取前人的文章詩句、典故或意境，加以轉化改變，融合為自己的創作。非機械式的抄襲，而是運用巧妙的手法將經典語句（如《楚辭》語句）融入新詞，使文章更具文化底蘊</w:t>
+      </w:r>
+      <w:r>
+        <w:rPr>
+          <w:rFonts w:ascii="標楷體" w:eastAsia="標楷體" w:hAnsi="標楷體" w:hint="eastAsia"/>
+          <w:sz w:val="28"/>
+          <w:szCs w:val="28"/>
+        </w:rPr>
+        <w:t>(</w:t>
+      </w:r>
+      <w:r>
+        <w:rPr>
+          <w:rFonts w:ascii="標楷體" w:eastAsia="標楷體" w:hAnsi="標楷體" w:hint="eastAsia"/>
+          <w:color w:val="EE0000"/>
+          <w:sz w:val="16"/>
+          <w:szCs w:val="16"/>
+        </w:rPr>
+        <w:t>ㄩㄣˋ</w:t>
+      </w:r>
+      <w:r>
+        <w:rPr>
+          <w:rFonts w:ascii="標楷體" w:eastAsia="標楷體" w:hAnsi="標楷體" w:hint="eastAsia"/>
+          <w:sz w:val="28"/>
+          <w:szCs w:val="28"/>
+        </w:rPr>
+        <w:t>)</w:t>
+      </w:r>
+      <w:r>
+        <w:rPr>
+          <w:rFonts w:ascii="標楷體" w:eastAsia="標楷體" w:hAnsi="標楷體"/>
+          <w:sz w:val="28"/>
+          <w:szCs w:val="28"/>
+        </w:rPr>
+        <w:t>與延伸意味。</w:t>
       </w:r>
     </w:p>
     <w:p>
@@ -1821,7 +1567,7 @@
           <w:numId w:val="5"/>
         </w:numPr>
         <w:spacing w:line="440" w:lineRule="exact"/>
-        <w:ind w:leftChars="0"/>
+        <w:ind w:leftChars="0" w:left="284" w:hanging="426"/>
         <w:rPr>
           <w:rFonts w:ascii="標楷體" w:eastAsia="標楷體" w:hAnsi="標楷體"/>
           <w:sz w:val="28"/>
@@ -1830,11 +1576,11 @@
       </w:pPr>
       <w:r>
         <w:rPr>
-          <w:rFonts w:ascii="標楷體" w:eastAsia="標楷體" w:hAnsi="標楷體" w:hint="eastAsia"/>
-          <w:sz w:val="28"/>
-          <w:szCs w:val="28"/>
-        </w:rPr>
-        <w:t>黯</w:t>
+          <w:rFonts w:ascii="標楷體" w:eastAsia="標楷體" w:hAnsi="標楷體"/>
+          <w:sz w:val="28"/>
+          <w:szCs w:val="28"/>
+        </w:rPr>
+        <w:t>直抒胸臆</w:t>
       </w:r>
       <w:r>
         <w:rPr>
@@ -1847,11 +1593,11 @@
       <w:r>
         <w:rPr>
           <w:rFonts w:ascii="標楷體" w:eastAsia="標楷體" w:hAnsi="標楷體" w:hint="eastAsia"/>
-          <w:color w:val="FF0000"/>
+          <w:color w:val="EE0000"/>
           <w:sz w:val="16"/>
           <w:szCs w:val="16"/>
         </w:rPr>
-        <w:t>ㄢˋ</w:t>
+        <w:t>一ˋ</w:t>
       </w:r>
       <w:r>
         <w:rPr>
@@ -1867,27 +1613,99 @@
           <w:sz w:val="28"/>
           <w:szCs w:val="28"/>
         </w:rPr>
-        <w:t>然銷魂</w:t>
-      </w:r>
-      <w:r>
-        <w:rPr>
-          <w:rFonts w:ascii="標楷體" w:eastAsia="標楷體" w:hAnsi="標楷體" w:hint="eastAsia"/>
-          <w:sz w:val="28"/>
-          <w:szCs w:val="28"/>
-        </w:rPr>
         <w:t>：</w:t>
       </w:r>
       <w:r>
         <w:rPr>
-          <w:rFonts w:ascii="標楷體" w:eastAsia="標楷體" w:hAnsi="標楷體" w:hint="eastAsia"/>
-          <w:sz w:val="28"/>
-          <w:szCs w:val="28"/>
-        </w:rPr>
-        <w:t>心神沮喪好像失去了魂魄。</w:t>
+          <w:rFonts w:ascii="標楷體" w:eastAsia="標楷體" w:hAnsi="標楷體"/>
+          <w:sz w:val="28"/>
+          <w:szCs w:val="28"/>
+        </w:rPr>
+        <w:t>直接抒發心中的思想與情感，不加掩飾或鋪墊。一種直白率真的抒情方式。賞析中提到「非直抒胸臆」，強調該詞採用的是間接婉轉的「借景抒情」。</w:t>
+      </w:r>
+    </w:p>
+    <w:p>
+      <w:pPr>
+        <w:pStyle w:val="a6"/>
+        <w:numPr>
+          <w:ilvl w:val="0"/>
+          <w:numId w:val="5"/>
+        </w:numPr>
+        <w:spacing w:line="440" w:lineRule="exact"/>
+        <w:ind w:leftChars="0" w:left="284" w:hanging="426"/>
+        <w:rPr>
+          <w:rFonts w:ascii="標楷體" w:eastAsia="標楷體" w:hAnsi="標楷體"/>
+          <w:sz w:val="28"/>
+          <w:szCs w:val="28"/>
+        </w:rPr>
+      </w:pPr>
+      <w:r>
+        <w:rPr>
+          <w:rFonts w:ascii="標楷體" w:eastAsia="標楷體" w:hAnsi="標楷體"/>
+          <w:sz w:val="28"/>
+          <w:szCs w:val="28"/>
+        </w:rPr>
+        <w:t>如影隨形</w:t>
+      </w:r>
+      <w:r>
+        <w:rPr>
+          <w:rFonts w:ascii="標楷體" w:eastAsia="標楷體" w:hAnsi="標楷體" w:hint="eastAsia"/>
+          <w:sz w:val="28"/>
+          <w:szCs w:val="28"/>
+        </w:rPr>
+        <w:t>：</w:t>
+      </w:r>
+      <w:r>
+        <w:rPr>
+          <w:rFonts w:ascii="標楷體" w:eastAsia="標楷體" w:hAnsi="標楷體"/>
+          <w:sz w:val="28"/>
+          <w:szCs w:val="28"/>
+        </w:rPr>
+        <w:t>就像影子緊緊跟著身體一樣，形容兩者關係密切、永不分離。比喻濃重的離愁無論走到天涯海角都無法擺脫，始終伴隨在遠行者的身旁。</w:t>
+      </w:r>
+    </w:p>
+    <w:p>
+      <w:pPr>
+        <w:pStyle w:val="a6"/>
+        <w:numPr>
+          <w:ilvl w:val="0"/>
+          <w:numId w:val="5"/>
+        </w:numPr>
+        <w:spacing w:line="440" w:lineRule="exact"/>
+        <w:ind w:leftChars="0" w:left="284" w:hanging="426"/>
+        <w:rPr>
+          <w:rFonts w:ascii="標楷體" w:eastAsia="標楷體" w:hAnsi="標楷體" w:hint="eastAsia"/>
+          <w:sz w:val="28"/>
+          <w:szCs w:val="28"/>
+        </w:rPr>
+      </w:pPr>
+      <w:r>
+        <w:rPr>
+          <w:rFonts w:ascii="標楷體" w:eastAsia="標楷體" w:hAnsi="標楷體"/>
+          <w:sz w:val="28"/>
+          <w:szCs w:val="28"/>
+        </w:rPr>
+        <w:t>清麗優雅</w:t>
+      </w:r>
+      <w:r>
+        <w:rPr>
+          <w:rFonts w:ascii="標楷體" w:eastAsia="標楷體" w:hAnsi="標楷體" w:hint="eastAsia"/>
+          <w:sz w:val="28"/>
+          <w:szCs w:val="28"/>
+        </w:rPr>
+        <w:t>：</w:t>
+      </w:r>
+      <w:r>
+        <w:rPr>
+          <w:rFonts w:ascii="標楷體" w:eastAsia="標楷體" w:hAnsi="標楷體"/>
+          <w:sz w:val="28"/>
+          <w:szCs w:val="28"/>
+        </w:rPr>
+        <w:t>清新美麗、高雅脫俗。形容作品在語言文字運用與整體風格上表現得洗練自然、不落俗套，具有極高的審美價值。</w:t>
       </w:r>
     </w:p>
     <w:sectPr>
-      <w:footerReference w:type="default" r:id="rId12"/>
+      <w:footerReference w:type="default" r:id="rId7"/>
       <w:pgSz w:w="11906" w:h="16838"/>
       <w:pgMar w:top="567" w:right="851" w:bottom="567" w:left="851" w:header="567" w:footer="0" w:gutter="0"/>
       <w:cols w:space="425"/>
@@ -1898,7 +1716,7 @@
 </file>
 
 <file path=word/endnotes.xml><?xml version="1.0" encoding="utf-8"?>
-<w:endnotes xmlns:wpc="http://schemas.microsoft.com/office/word/2010/wordprocessingCanvas" xmlns:cx="http://schemas.microsoft.com/office/drawing/2014/chartex" xmlns:cx1="http://schemas.microsoft.com/office/drawing/2015/9/8/chartex" xmlns:cx2="http://schemas.microsoft.com/office/drawing/2015/10/21/chartex" xmlns:cx3="http://schemas.microsoft.com/office/drawing/2016/5/9/chartex" xmlns:cx4="http://schemas.microsoft.com/office/drawing/2016/5/10/chartex" xmlns:cx5="http://schemas.microsoft.com/office/drawing/2016/5/11/chartex" xmlns:cx6="http://schemas.microsoft.com/office/drawing/2016/5/12/chartex" xmlns:cx7="http://schemas.microsoft.com/office/drawing/2016/5/13/chartex" xmlns:cx8="http://schemas.microsoft.com/office/drawing/2016/5/14/chartex" xmlns:mc="http://schemas.openxmlformats.org/markup-compatibility/2006" xmlns:aink="http://schemas.microsoft.com/office/drawing/2016/ink" xmlns:am3d="http://schemas.microsoft.com/office/drawing/2017/model3d" xmlns:o="urn:schemas-microsoft-com:office:office" xmlns:oel="http://schemas.microsoft.com/office/2019/extlst" xmlns:r="http://schemas.openxmlformats.org/officeDocument/2006/relationships" xmlns:m="http://schemas.openxmlformats.org/officeDocument/2006/math" xmlns:v="urn:schemas-microsoft-com:vml" xmlns:wp14="http://schemas.microsoft.com/office/word/2010/wordprocessingDrawing" xmlns:wp="http://schemas.openxmlformats.org/drawingml/2006/wordprocessingDrawing" xmlns:w10="urn:schemas-microsoft-com:office:word" xmlns:w="http://schemas.openxmlformats.org/wordprocessingml/2006/main" xmlns:w14="http://schemas.microsoft.com/office/word/2010/wordml" xmlns:w15="http://schemas.microsoft.com/office/word/2012/wordml" xmlns:w16cex="http://schemas.microsoft.com/office/word/2018/wordml/cex" xmlns:w16cid="http://schemas.microsoft.com/office/word/2016/wordml/cid" xmlns:w16="http://schemas.microsoft.com/office/word/2018/wordml" xmlns:w16sdtdh="http://schemas.microsoft.com/office/word/2020/wordml/sdtdatahash" xmlns:w16se="http://schemas.microsoft.com/office/word/2015/wordml/symex" xmlns:wpg="http://schemas.microsoft.com/office/word/2010/wordprocessingGroup" xmlns:wpi="http://schemas.microsoft.com/office/word/2010/wordprocessingInk" xmlns:wne="http://schemas.microsoft.com/office/word/2006/wordml" xmlns:wps="http://schemas.microsoft.com/office/word/2010/wordprocessingShape" mc:Ignorable="w14 w15 w16se w16cid w16 w16cex w16sdtdh wp14">
+<w:endnotes xmlns:wpc="http://schemas.microsoft.com/office/word/2010/wordprocessingCanvas" xmlns:cx="http://schemas.microsoft.com/office/drawing/2014/chartex" xmlns:cx1="http://schemas.microsoft.com/office/drawing/2015/9/8/chartex" xmlns:cx2="http://schemas.microsoft.com/office/drawing/2015/10/21/chartex" xmlns:cx3="http://schemas.microsoft.com/office/drawing/2016/5/9/chartex" xmlns:cx4="http://schemas.microsoft.com/office/drawing/2016/5/10/chartex" xmlns:cx5="http://schemas.microsoft.com/office/drawing/2016/5/11/chartex" xmlns:cx6="http://schemas.microsoft.com/office/drawing/2016/5/12/chartex" xmlns:cx7="http://schemas.microsoft.com/office/drawing/2016/5/13/chartex" xmlns:cx8="http://schemas.microsoft.com/office/drawing/2016/5/14/chartex" xmlns:mc="http://schemas.openxmlformats.org/markup-compatibility/2006" xmlns:aink="http://schemas.microsoft.com/office/drawing/2016/ink" xmlns:am3d="http://schemas.microsoft.com/office/drawing/2017/model3d" xmlns:o="urn:schemas-microsoft-com:office:office" xmlns:oel="http://schemas.microsoft.com/office/2019/extlst" xmlns:r="http://schemas.openxmlformats.org/officeDocument/2006/relationships" xmlns:m="http://schemas.openxmlformats.org/officeDocument/2006/math" xmlns:v="urn:schemas-microsoft-com:vml" xmlns:wp14="http://schemas.microsoft.com/office/word/2010/wordprocessingDrawing" xmlns:wp="http://schemas.openxmlformats.org/drawingml/2006/wordprocessingDrawing" xmlns:w10="urn:schemas-microsoft-com:office:word" xmlns:w="http://schemas.openxmlformats.org/wordprocessingml/2006/main" xmlns:w14="http://schemas.microsoft.com/office/word/2010/wordml" xmlns:w15="http://schemas.microsoft.com/office/word/2012/wordml" xmlns:w16cex="http://schemas.microsoft.com/office/word/2018/wordml/cex" xmlns:w16cid="http://schemas.microsoft.com/office/word/2016/wordml/cid" xmlns:w16="http://schemas.microsoft.com/office/word/2018/wordml" xmlns:w16du="http://schemas.microsoft.com/office/word/2023/wordml/word16du" xmlns:w16sdtdh="http://schemas.microsoft.com/office/word/2020/wordml/sdtdatahash" xmlns:w16sdtfl="http://schemas.microsoft.com/office/word/2024/wordml/sdtformatlock" xmlns:w16se="http://schemas.microsoft.com/office/word/2015/wordml/symex" xmlns:wpg="http://schemas.microsoft.com/office/word/2010/wordprocessingGroup" xmlns:wpi="http://schemas.microsoft.com/office/word/2010/wordprocessingInk" xmlns:wne="http://schemas.microsoft.com/office/word/2006/wordml" xmlns:wps="http://schemas.microsoft.com/office/word/2010/wordprocessingShape" mc:Ignorable="w14 w15 w16se w16cid w16 w16cex w16sdtdh w16sdtfl w16du wp14">
   <w:endnote w:type="separator" w:id="-1">
     <w:p>
       <w:r>
@@ -1917,7 +1735,7 @@
 </file>
 
 <file path=word/footer1.xml><?xml version="1.0" encoding="utf-8"?>
-<w:ftr xmlns:wpc="http://schemas.microsoft.com/office/word/2010/wordprocessingCanvas" xmlns:cx="http://schemas.microsoft.com/office/drawing/2014/chartex" xmlns:cx1="http://schemas.microsoft.com/office/drawing/2015/9/8/chartex" xmlns:cx2="http://schemas.microsoft.com/office/drawing/2015/10/21/chartex" xmlns:cx3="http://schemas.microsoft.com/office/drawing/2016/5/9/chartex" xmlns:cx4="http://schemas.microsoft.com/office/drawing/2016/5/10/chartex" xmlns:cx5="http://schemas.microsoft.com/office/drawing/2016/5/11/chartex" xmlns:cx6="http://schemas.microsoft.com/office/drawing/2016/5/12/chartex" xmlns:cx7="http://schemas.microsoft.com/office/drawing/2016/5/13/chartex" xmlns:cx8="http://schemas.microsoft.com/office/drawing/2016/5/14/chartex" xmlns:mc="http://schemas.openxmlformats.org/markup-compatibility/2006" xmlns:aink="http://schemas.microsoft.com/office/drawing/2016/ink" xmlns:am3d="http://schemas.microsoft.com/office/drawing/2017/model3d" xmlns:o="urn:schemas-microsoft-com:office:office" xmlns:oel="http://schemas.microsoft.com/office/2019/extlst" xmlns:r="http://schemas.openxmlformats.org/officeDocument/2006/relationships" xmlns:m="http://schemas.openxmlformats.org/officeDocument/2006/math" xmlns:v="urn:schemas-microsoft-com:vml" xmlns:wp14="http://schemas.microsoft.com/office/word/2010/wordprocessingDrawing" xmlns:wp="http://schemas.openxmlformats.org/drawingml/2006/wordprocessingDrawing" xmlns:w10="urn:schemas-microsoft-com:office:word" xmlns:w="http://schemas.openxmlformats.org/wordprocessingml/2006/main" xmlns:w14="http://schemas.microsoft.com/office/word/2010/wordml" xmlns:w15="http://schemas.microsoft.com/office/word/2012/wordml" xmlns:w16cex="http://schemas.microsoft.com/office/word/2018/wordml/cex" xmlns:w16cid="http://schemas.microsoft.com/office/word/2016/wordml/cid" xmlns:w16="http://schemas.microsoft.com/office/word/2018/wordml" xmlns:w16sdtdh="http://schemas.microsoft.com/office/word/2020/wordml/sdtdatahash" xmlns:w16se="http://schemas.microsoft.com/office/word/2015/wordml/symex" xmlns:wpg="http://schemas.microsoft.com/office/word/2010/wordprocessingGroup" xmlns:wpi="http://schemas.microsoft.com/office/word/2010/wordprocessingInk" xmlns:wne="http://schemas.microsoft.com/office/word/2006/wordml" xmlns:wps="http://schemas.microsoft.com/office/word/2010/wordprocessingShape" mc:Ignorable="w14 w15 w16se w16cid w16 w16cex w16sdtdh wp14">
+<w:ftr xmlns:wpc="http://schemas.microsoft.com/office/word/2010/wordprocessingCanvas" xmlns:cx="http://schemas.microsoft.com/office/drawing/2014/chartex" xmlns:cx1="http://schemas.microsoft.com/office/drawing/2015/9/8/chartex" xmlns:cx2="http://schemas.microsoft.com/office/drawing/2015/10/21/chartex" xmlns:cx3="http://schemas.microsoft.com/office/drawing/2016/5/9/chartex" xmlns:cx4="http://schemas.microsoft.com/office/drawing/2016/5/10/chartex" xmlns:cx5="http://schemas.microsoft.com/office/drawing/2016/5/11/chartex" xmlns:cx6="http://schemas.microsoft.com/office/drawing/2016/5/12/chartex" xmlns:cx7="http://schemas.microsoft.com/office/drawing/2016/5/13/chartex" xmlns:cx8="http://schemas.microsoft.com/office/drawing/2016/5/14/chartex" xmlns:mc="http://schemas.openxmlformats.org/markup-compatibility/2006" xmlns:aink="http://schemas.microsoft.com/office/drawing/2016/ink" xmlns:am3d="http://schemas.microsoft.com/office/drawing/2017/model3d" xmlns:o="urn:schemas-microsoft-com:office:office" xmlns:oel="http://schemas.microsoft.com/office/2019/extlst" xmlns:r="http://schemas.openxmlformats.org/officeDocument/2006/relationships" xmlns:m="http://schemas.openxmlformats.org/officeDocument/2006/math" xmlns:v="urn:schemas-microsoft-com:vml" xmlns:wp14="http://schemas.microsoft.com/office/word/2010/wordprocessingDrawing" xmlns:wp="http://schemas.openxmlformats.org/drawingml/2006/wordprocessingDrawing" xmlns:w10="urn:schemas-microsoft-com:office:word" xmlns:w="http://schemas.openxmlformats.org/wordprocessingml/2006/main" xmlns:w14="http://schemas.microsoft.com/office/word/2010/wordml" xmlns:w15="http://schemas.microsoft.com/office/word/2012/wordml" xmlns:w16cex="http://schemas.microsoft.com/office/word/2018/wordml/cex" xmlns:w16cid="http://schemas.microsoft.com/office/word/2016/wordml/cid" xmlns:w16="http://schemas.microsoft.com/office/word/2018/wordml" xmlns:w16du="http://schemas.microsoft.com/office/word/2023/wordml/word16du" xmlns:w16sdtdh="http://schemas.microsoft.com/office/word/2020/wordml/sdtdatahash" xmlns:w16sdtfl="http://schemas.microsoft.com/office/word/2024/wordml/sdtformatlock" xmlns:w16se="http://schemas.microsoft.com/office/word/2015/wordml/symex" xmlns:wpg="http://schemas.microsoft.com/office/word/2010/wordprocessingGroup" xmlns:wpi="http://schemas.microsoft.com/office/word/2010/wordprocessingInk" xmlns:wne="http://schemas.microsoft.com/office/word/2006/wordml" xmlns:wps="http://schemas.microsoft.com/office/word/2010/wordprocessingShape" mc:Ignorable="w14 w15 w16se w16cid w16 w16cex w16sdtdh w16sdtfl w16du wp14">
   <w:sdt>
     <w:sdtPr>
       <w:id w:val="-1230224358"/>
@@ -1968,7 +1786,7 @@
 </file>
 
 <file path=word/footnotes.xml><?xml version="1.0" encoding="utf-8"?>
-<w:footnotes xmlns:wpc="http://schemas.microsoft.com/office/word/2010/wordprocessingCanvas" xmlns:cx="http://schemas.microsoft.com/office/drawing/2014/chartex" xmlns:cx1="http://schemas.microsoft.com/office/drawing/2015/9/8/chartex" xmlns:cx2="http://schemas.microsoft.com/office/drawing/2015/10/21/chartex" xmlns:cx3="http://schemas.microsoft.com/office/drawing/2016/5/9/chartex" xmlns:cx4="http://schemas.microsoft.com/office/drawing/2016/5/10/chartex" xmlns:cx5="http://schemas.microsoft.com/office/drawing/2016/5/11/chartex" xmlns:cx6="http://schemas.microsoft.com/office/drawing/2016/5/12/chartex" xmlns:cx7="http://schemas.microsoft.com/office/drawing/2016/5/13/chartex" xmlns:cx8="http://schemas.microsoft.com/office/drawing/2016/5/14/chartex" xmlns:mc="http://schemas.openxmlformats.org/markup-compatibility/2006" xmlns:aink="http://schemas.microsoft.com/office/drawing/2016/ink" xmlns:am3d="http://schemas.microsoft.com/office/drawing/2017/model3d" xmlns:o="urn:schemas-microsoft-com:office:office" xmlns:oel="http://schemas.microsoft.com/office/2019/extlst" xmlns:r="http://schemas.openxmlformats.org/officeDocument/2006/relationships" xmlns:m="http://schemas.openxmlformats.org/officeDocument/2006/math" xmlns:v="urn:schemas-microsoft-com:vml" xmlns:wp14="http://schemas.microsoft.com/office/word/2010/wordprocessingDrawing" xmlns:wp="http://schemas.openxmlformats.org/drawingml/2006/wordprocessingDrawing" xmlns:w10="urn:schemas-microsoft-com:office:word" xmlns:w="http://schemas.openxmlformats.org/wordprocessingml/2006/main" xmlns:w14="http://schemas.microsoft.com/office/word/2010/wordml" xmlns:w15="http://schemas.microsoft.com/office/word/2012/wordml" xmlns:w16cex="http://schemas.microsoft.com/office/word/2018/wordml/cex" xmlns:w16cid="http://schemas.microsoft.com/office/word/2016/wordml/cid" xmlns:w16="http://schemas.microsoft.com/office/word/2018/wordml" xmlns:w16sdtdh="http://schemas.microsoft.com/office/word/2020/wordml/sdtdatahash" xmlns:w16se="http://schemas.microsoft.com/office/word/2015/wordml/symex" xmlns:wpg="http://schemas.microsoft.com/office/word/2010/wordprocessingGroup" xmlns:wpi="http://schemas.microsoft.com/office/word/2010/wordprocessingInk" xmlns:wne="http://schemas.microsoft.com/office/word/2006/wordml" xmlns:wps="http://schemas.microsoft.com/office/word/2010/wordprocessingShape" mc:Ignorable="w14 w15 w16se w16cid w16 w16cex w16sdtdh wp14">
+<w:footnotes xmlns:wpc="http://schemas.microsoft.com/office/word/2010/wordprocessingCanvas" xmlns:cx="http://schemas.microsoft.com/office/drawing/2014/chartex" xmlns:cx1="http://schemas.microsoft.com/office/drawing/2015/9/8/chartex" xmlns:cx2="http://schemas.microsoft.com/office/drawing/2015/10/21/chartex" xmlns:cx3="http://schemas.microsoft.com/office/drawing/2016/5/9/chartex" xmlns:cx4="http://schemas.microsoft.com/office/drawing/2016/5/10/chartex" xmlns:cx5="http://schemas.microsoft.com/office/drawing/2016/5/11/chartex" xmlns:cx6="http://schemas.microsoft.com/office/drawing/2016/5/12/chartex" xmlns:cx7="http://schemas.microsoft.com/office/drawing/2016/5/13/chartex" xmlns:cx8="http://schemas.microsoft.com/office/drawing/2016/5/14/chartex" xmlns:mc="http://schemas.openxmlformats.org/markup-compatibility/2006" xmlns:aink="http://schemas.microsoft.com/office/drawing/2016/ink" xmlns:am3d="http://schemas.microsoft.com/office/drawing/2017/model3d" xmlns:o="urn:schemas-microsoft-com:office:office" xmlns:oel="http://schemas.microsoft.com/office/2019/extlst" xmlns:r="http://schemas.openxmlformats.org/officeDocument/2006/relationships" xmlns:m="http://schemas.openxmlformats.org/officeDocument/2006/math" xmlns:v="urn:schemas-microsoft-com:vml" xmlns:wp14="http://schemas.microsoft.com/office/word/2010/wordprocessingDrawing" xmlns:wp="http://schemas.openxmlformats.org/drawingml/2006/wordprocessingDrawing" xmlns:w10="urn:schemas-microsoft-com:office:word" xmlns:w="http://schemas.openxmlformats.org/wordprocessingml/2006/main" xmlns:w14="http://schemas.microsoft.com/office/word/2010/wordml" xmlns:w15="http://schemas.microsoft.com/office/word/2012/wordml" xmlns:w16cex="http://schemas.microsoft.com/office/word/2018/wordml/cex" xmlns:w16cid="http://schemas.microsoft.com/office/word/2016/wordml/cid" xmlns:w16="http://schemas.microsoft.com/office/word/2018/wordml" xmlns:w16du="http://schemas.microsoft.com/office/word/2023/wordml/word16du" xmlns:w16sdtdh="http://schemas.microsoft.com/office/word/2020/wordml/sdtdatahash" xmlns:w16sdtfl="http://schemas.microsoft.com/office/word/2024/wordml/sdtformatlock" xmlns:w16se="http://schemas.microsoft.com/office/word/2015/wordml/symex" xmlns:wpg="http://schemas.microsoft.com/office/word/2010/wordprocessingGroup" xmlns:wpi="http://schemas.microsoft.com/office/word/2010/wordprocessingInk" xmlns:wne="http://schemas.microsoft.com/office/word/2006/wordml" xmlns:wps="http://schemas.microsoft.com/office/word/2010/wordprocessingShape" mc:Ignorable="w14 w15 w16se w16cid w16 w16cex w16sdtdh w16sdtfl w16du wp14">
   <w:footnote w:type="separator" w:id="-1">
     <w:p>
       <w:r>
@@ -1987,7 +1805,7 @@
 </file>
 
 <file path=word/numbering.xml><?xml version="1.0" encoding="utf-8"?>
-<w:numbering xmlns:wpc="http://schemas.microsoft.com/office/word/2010/wordprocessingCanvas" xmlns:cx="http://schemas.microsoft.com/office/drawing/2014/chartex" xmlns:cx1="http://schemas.microsoft.com/office/drawing/2015/9/8/chartex" xmlns:cx2="http://schemas.microsoft.com/office/drawing/2015/10/21/chartex" xmlns:cx3="http://schemas.microsoft.com/office/drawing/2016/5/9/chartex" xmlns:cx4="http://schemas.microsoft.com/office/drawing/2016/5/10/chartex" xmlns:cx5="http://schemas.microsoft.com/office/drawing/2016/5/11/chartex" xmlns:cx6="http://schemas.microsoft.com/office/drawing/2016/5/12/chartex" xmlns:cx7="http://schemas.microsoft.com/office/drawing/2016/5/13/chartex" xmlns:cx8="http://schemas.microsoft.com/office/drawing/2016/5/14/chartex" xmlns:mc="http://schemas.openxmlformats.org/markup-compatibility/2006" xmlns:aink="http://schemas.microsoft.com/office/drawing/2016/ink" xmlns:am3d="http://schemas.microsoft.com/office/drawing/2017/model3d" xmlns:o="urn:schemas-microsoft-com:office:office" xmlns:oel="http://schemas.microsoft.com/office/2019/extlst" xmlns:r="http://schemas.openxmlformats.org/officeDocument/2006/relationships" xmlns:m="http://schemas.openxmlformats.org/officeDocument/2006/math" xmlns:v="urn:schemas-microsoft-com:vml" xmlns:wp14="http://schemas.microsoft.com/office/word/2010/wordprocessingDrawing" xmlns:wp="http://schemas.openxmlformats.org/drawingml/2006/wordprocessingDrawing" xmlns:w10="urn:schemas-microsoft-com:office:word" xmlns:w="http://schemas.openxmlformats.org/wordprocessingml/2006/main" xmlns:w14="http://schemas.microsoft.com/office/word/2010/wordml" xmlns:w15="http://schemas.microsoft.com/office/word/2012/wordml" xmlns:w16cex="http://schemas.microsoft.com/office/word/2018/wordml/cex" xmlns:w16cid="http://schemas.microsoft.com/office/word/2016/wordml/cid" xmlns:w16="http://schemas.microsoft.com/office/word/2018/wordml" xmlns:w16sdtdh="http://schemas.microsoft.com/office/word/2020/wordml/sdtdatahash" xmlns:w16se="http://schemas.microsoft.com/office/word/2015/wordml/symex" xmlns:wpg="http://schemas.microsoft.com/office/word/2010/wordprocessingGroup" xmlns:wpi="http://schemas.microsoft.com/office/word/2010/wordprocessingInk" xmlns:wne="http://schemas.microsoft.com/office/word/2006/wordml" xmlns:wps="http://schemas.microsoft.com/office/word/2010/wordprocessingShape" mc:Ignorable="w14 w15 w16se w16cid w16 w16cex w16sdtdh wp14">
+<w:numbering xmlns:wpc="http://schemas.microsoft.com/office/word/2010/wordprocessingCanvas" xmlns:cx="http://schemas.microsoft.com/office/drawing/2014/chartex" xmlns:cx1="http://schemas.microsoft.com/office/drawing/2015/9/8/chartex" xmlns:cx2="http://schemas.microsoft.com/office/drawing/2015/10/21/chartex" xmlns:cx3="http://schemas.microsoft.com/office/drawing/2016/5/9/chartex" xmlns:cx4="http://schemas.microsoft.com/office/drawing/2016/5/10/chartex" xmlns:cx5="http://schemas.microsoft.com/office/drawing/2016/5/11/chartex" xmlns:cx6="http://schemas.microsoft.com/office/drawing/2016/5/12/chartex" xmlns:cx7="http://schemas.microsoft.com/office/drawing/2016/5/13/chartex" xmlns:cx8="http://schemas.microsoft.com/office/drawing/2016/5/14/chartex" xmlns:mc="http://schemas.openxmlformats.org/markup-compatibility/2006" xmlns:aink="http://schemas.microsoft.com/office/drawing/2016/ink" xmlns:am3d="http://schemas.microsoft.com/office/drawing/2017/model3d" xmlns:o="urn:schemas-microsoft-com:office:office" xmlns:oel="http://schemas.microsoft.com/office/2019/extlst" xmlns:r="http://schemas.openxmlformats.org/officeDocument/2006/relationships" xmlns:m="http://schemas.openxmlformats.org/officeDocument/2006/math" xmlns:v="urn:schemas-microsoft-com:vml" xmlns:wp14="http://schemas.microsoft.com/office/word/2010/wordprocessingDrawing" xmlns:wp="http://schemas.openxmlformats.org/drawingml/2006/wordprocessingDrawing" xmlns:w10="urn:schemas-microsoft-com:office:word" xmlns:w="http://schemas.openxmlformats.org/wordprocessingml/2006/main" xmlns:w14="http://schemas.microsoft.com/office/word/2010/wordml" xmlns:w15="http://schemas.microsoft.com/office/word/2012/wordml" xmlns:w16cex="http://schemas.microsoft.com/office/word/2018/wordml/cex" xmlns:w16cid="http://schemas.microsoft.com/office/word/2016/wordml/cid" xmlns:w16="http://schemas.microsoft.com/office/word/2018/wordml" xmlns:w16du="http://schemas.microsoft.com/office/word/2023/wordml/word16du" xmlns:w16sdtdh="http://schemas.microsoft.com/office/word/2020/wordml/sdtdatahash" xmlns:w16sdtfl="http://schemas.microsoft.com/office/word/2024/wordml/sdtformatlock" xmlns:w16se="http://schemas.microsoft.com/office/word/2015/wordml/symex" xmlns:wpg="http://schemas.microsoft.com/office/word/2010/wordprocessingGroup" xmlns:wpi="http://schemas.microsoft.com/office/word/2010/wordprocessingInk" xmlns:wne="http://schemas.microsoft.com/office/word/2006/wordml" xmlns:wps="http://schemas.microsoft.com/office/word/2010/wordprocessingShape" mc:Ignorable="w14 w15 w16se w16cid w16 w16cex w16sdtdh w16sdtfl w16du wp14">
   <w:abstractNum w:abstractNumId="0" w15:restartNumberingAfterBreak="0">
     <w:nsid w:val="FFFFFF89"/>
     <w:multiLevelType w:val="singleLevel"/>
@@ -4483,6 +4301,119 @@
     </w:lvl>
   </w:abstractNum>
   <w:abstractNum w:abstractNumId="24" w15:restartNumberingAfterBreak="0">
+    <w:nsid w:val="72DE0C19"/>
+    <w:multiLevelType w:val="hybridMultilevel"/>
+    <w:tmpl w:val="74685664"/>
+    <w:lvl w:ilvl="0" w:tplc="04090003">
+      <w:start w:val="1"/>
+      <w:numFmt w:val="bullet"/>
+      <w:lvlText w:val=""/>
+      <w:lvlJc w:val="left"/>
+      <w:pPr>
+        <w:ind w:left="764" w:hanging="480"/>
+      </w:pPr>
+      <w:rPr>
+        <w:rFonts w:ascii="Wingdings" w:hAnsi="Wingdings" w:hint="default"/>
+      </w:rPr>
+    </w:lvl>
+    <w:lvl w:ilvl="1" w:tplc="04090003" w:tentative="1">
+      <w:start w:val="1"/>
+      <w:numFmt w:val="bullet"/>
+      <w:lvlText w:val=""/>
+      <w:lvlJc w:val="left"/>
+      <w:pPr>
+        <w:ind w:left="1244" w:hanging="480"/>
+      </w:pPr>
+      <w:rPr>
+        <w:rFonts w:ascii="Wingdings" w:hAnsi="Wingdings" w:hint="default"/>
+      </w:rPr>
+    </w:lvl>
+    <w:lvl w:ilvl="2" w:tplc="04090005" w:tentative="1">
+      <w:start w:val="1"/>
+      <w:numFmt w:val="bullet"/>
+      <w:lvlText w:val=""/>
+      <w:lvlJc w:val="left"/>
+      <w:pPr>
+        <w:ind w:left="1724" w:hanging="480"/>
+      </w:pPr>
+      <w:rPr>
+        <w:rFonts w:ascii="Wingdings" w:hAnsi="Wingdings" w:hint="default"/>
+      </w:rPr>
+    </w:lvl>
+    <w:lvl w:ilvl="3" w:tplc="04090001" w:tentative="1">
+      <w:start w:val="1"/>
+      <w:numFmt w:val="bullet"/>
+      <w:lvlText w:val=""/>
+      <w:lvlJc w:val="left"/>
+      <w:pPr>
+        <w:ind w:left="2204" w:hanging="480"/>
+      </w:pPr>
+      <w:rPr>
+        <w:rFonts w:ascii="Wingdings" w:hAnsi="Wingdings" w:hint="default"/>
+      </w:rPr>
+    </w:lvl>
+    <w:lvl w:ilvl="4" w:tplc="04090003" w:tentative="1">
+      <w:start w:val="1"/>
+      <w:numFmt w:val="bullet"/>
+      <w:lvlText w:val=""/>
+      <w:lvlJc w:val="left"/>
+      <w:pPr>
+        <w:ind w:left="2684" w:hanging="480"/>
+      </w:pPr>
+      <w:rPr>
+        <w:rFonts w:ascii="Wingdings" w:hAnsi="Wingdings" w:hint="default"/>
+      </w:rPr>
+    </w:lvl>
+    <w:lvl w:ilvl="5" w:tplc="04090005" w:tentative="1">
+      <w:start w:val="1"/>
+      <w:numFmt w:val="bullet"/>
+      <w:lvlText w:val=""/>
+      <w:lvlJc w:val="left"/>
+      <w:pPr>
+        <w:ind w:left="3164" w:hanging="480"/>
+      </w:pPr>
+      <w:rPr>
+        <w:rFonts w:ascii="Wingdings" w:hAnsi="Wingdings" w:hint="default"/>
+      </w:rPr>
+    </w:lvl>
+    <w:lvl w:ilvl="6" w:tplc="04090001" w:tentative="1">
+      <w:start w:val="1"/>
+      <w:numFmt w:val="bullet"/>
+      <w:lvlText w:val=""/>
+      <w:lvlJc w:val="left"/>
+      <w:pPr>
+        <w:ind w:left="3644" w:hanging="480"/>
+      </w:pPr>
+      <w:rPr>
+        <w:rFonts w:ascii="Wingdings" w:hAnsi="Wingdings" w:hint="default"/>
+      </w:rPr>
+    </w:lvl>
+    <w:lvl w:ilvl="7" w:tplc="04090003" w:tentative="1">
+      <w:start w:val="1"/>
+      <w:numFmt w:val="bullet"/>
+      <w:lvlText w:val=""/>
+      <w:lvlJc w:val="left"/>
+      <w:pPr>
+        <w:ind w:left="4124" w:hanging="480"/>
+      </w:pPr>
+      <w:rPr>
+        <w:rFonts w:ascii="Wingdings" w:hAnsi="Wingdings" w:hint="default"/>
+      </w:rPr>
+    </w:lvl>
+    <w:lvl w:ilvl="8" w:tplc="04090005" w:tentative="1">
+      <w:start w:val="1"/>
+      <w:numFmt w:val="bullet"/>
+      <w:lvlText w:val=""/>
+      <w:lvlJc w:val="left"/>
+      <w:pPr>
+        <w:ind w:left="4604" w:hanging="480"/>
+      </w:pPr>
+      <w:rPr>
+        <w:rFonts w:ascii="Wingdings" w:hAnsi="Wingdings" w:hint="default"/>
+      </w:rPr>
+    </w:lvl>
+  </w:abstractNum>
+  <w:abstractNum w:abstractNumId="25" w15:restartNumberingAfterBreak="0">
     <w:nsid w:val="74C87AA4"/>
     <w:multiLevelType w:val="hybridMultilevel"/>
     <w:tmpl w:val="8A463D2E"/>
@@ -4568,7 +4499,7 @@
       </w:pPr>
     </w:lvl>
   </w:abstractNum>
-  <w:abstractNum w:abstractNumId="25" w15:restartNumberingAfterBreak="0">
+  <w:abstractNum w:abstractNumId="26" w15:restartNumberingAfterBreak="0">
     <w:nsid w:val="781355F7"/>
     <w:multiLevelType w:val="hybridMultilevel"/>
     <w:tmpl w:val="40DCA490"/>
@@ -4681,7 +4612,7 @@
       </w:rPr>
     </w:lvl>
   </w:abstractNum>
-  <w:abstractNum w:abstractNumId="26" w15:restartNumberingAfterBreak="0">
+  <w:abstractNum w:abstractNumId="27" w15:restartNumberingAfterBreak="0">
     <w:nsid w:val="79B2683E"/>
     <w:multiLevelType w:val="hybridMultilevel"/>
     <w:tmpl w:val="D7B4D438"/>
@@ -4767,7 +4698,7 @@
       </w:pPr>
     </w:lvl>
   </w:abstractNum>
-  <w:abstractNum w:abstractNumId="27" w15:restartNumberingAfterBreak="0">
+  <w:abstractNum w:abstractNumId="28" w15:restartNumberingAfterBreak="0">
     <w:nsid w:val="7FE54A8F"/>
     <w:multiLevelType w:val="hybridMultilevel"/>
     <w:tmpl w:val="3E407BF0"/>
@@ -4880,7 +4811,7 @@
       </w:rPr>
     </w:lvl>
   </w:abstractNum>
-  <w:abstractNum w:abstractNumId="28" w15:restartNumberingAfterBreak="0">
+  <w:abstractNum w:abstractNumId="29" w15:restartNumberingAfterBreak="0">
     <w:nsid w:val="7FE718E4"/>
     <w:multiLevelType w:val="hybridMultilevel"/>
     <w:tmpl w:val="376A3BB8"/>
@@ -4967,7 +4898,7 @@
     </w:lvl>
   </w:abstractNum>
   <w:num w:numId="1" w16cid:durableId="1555116948">
-    <w:abstractNumId w:val="28"/>
+    <w:abstractNumId w:val="29"/>
   </w:num>
   <w:num w:numId="2" w16cid:durableId="947737101">
     <w:abstractNumId w:val="20"/>
@@ -4982,7 +4913,7 @@
     <w:abstractNumId w:val="3"/>
   </w:num>
   <w:num w:numId="6" w16cid:durableId="681515799">
-    <w:abstractNumId w:val="26"/>
+    <w:abstractNumId w:val="27"/>
   </w:num>
   <w:num w:numId="7" w16cid:durableId="266541256">
     <w:abstractNumId w:val="1"/>
@@ -5003,7 +4934,7 @@
     <w:abstractNumId w:val="12"/>
   </w:num>
   <w:num w:numId="13" w16cid:durableId="1550679909">
-    <w:abstractNumId w:val="25"/>
+    <w:abstractNumId w:val="26"/>
   </w:num>
   <w:num w:numId="14" w16cid:durableId="1575119552">
     <w:abstractNumId w:val="6"/>
@@ -5012,13 +4943,13 @@
     <w:abstractNumId w:val="10"/>
   </w:num>
   <w:num w:numId="16" w16cid:durableId="1786541236">
-    <w:abstractNumId w:val="24"/>
+    <w:abstractNumId w:val="25"/>
   </w:num>
   <w:num w:numId="17" w16cid:durableId="523901899">
     <w:abstractNumId w:val="9"/>
   </w:num>
   <w:num w:numId="18" w16cid:durableId="659385329">
-    <w:abstractNumId w:val="27"/>
+    <w:abstractNumId w:val="28"/>
   </w:num>
   <w:num w:numId="19" w16cid:durableId="1692494380">
     <w:abstractNumId w:val="13"/>
@@ -5053,11 +4984,14 @@
   <w:num w:numId="29" w16cid:durableId="123038685">
     <w:abstractNumId w:val="23"/>
   </w:num>
+  <w:num w:numId="30" w16cid:durableId="1854415980">
+    <w:abstractNumId w:val="24"/>
+  </w:num>
 </w:numbering>
 </file>
 
 <file path=word/styles.xml><?xml version="1.0" encoding="utf-8"?>
-<w:styles xmlns:mc="http://schemas.openxmlformats.org/markup-compatibility/2006" xmlns:r="http://schemas.openxmlformats.org/officeDocument/2006/relationships" xmlns:w="http://schemas.openxmlformats.org/wordprocessingml/2006/main" xmlns:w14="http://schemas.microsoft.com/office/word/2010/wordml" xmlns:w15="http://schemas.microsoft.com/office/word/2012/wordml" xmlns:w16cex="http://schemas.microsoft.com/office/word/2018/wordml/cex" xmlns:w16cid="http://schemas.microsoft.com/office/word/2016/wordml/cid" xmlns:w16="http://schemas.microsoft.com/office/word/2018/wordml" xmlns:w16sdtdh="http://schemas.microsoft.com/office/word/2020/wordml/sdtdatahash" xmlns:w16se="http://schemas.microsoft.com/office/word/2015/wordml/symex" mc:Ignorable="w14 w15 w16se w16cid w16 w16cex w16sdtdh">
+<w:styles xmlns:mc="http://schemas.openxmlformats.org/markup-compatibility/2006" xmlns:r="http://schemas.openxmlformats.org/officeDocument/2006/relationships" xmlns:w="http://schemas.openxmlformats.org/wordprocessingml/2006/main" xmlns:w14="http://schemas.microsoft.com/office/word/2010/wordml" xmlns:w15="http://schemas.microsoft.com/office/word/2012/wordml" xmlns:w16cex="http://schemas.microsoft.com/office/word/2018/wordml/cex" xmlns:w16cid="http://schemas.microsoft.com/office/word/2016/wordml/cid" xmlns:w16="http://schemas.microsoft.com/office/word/2018/wordml" xmlns:w16du="http://schemas.microsoft.com/office/word/2023/wordml/word16du" xmlns:w16sdtdh="http://schemas.microsoft.com/office/word/2020/wordml/sdtdatahash" xmlns:w16sdtfl="http://schemas.microsoft.com/office/word/2024/wordml/sdtformatlock" xmlns:w16se="http://schemas.microsoft.com/office/word/2015/wordml/symex" mc:Ignorable="w14 w15 w16se w16cid w16 w16cex w16sdtdh w16sdtfl w16du">
   <w:docDefaults>
     <w:rPrDefault>
       <w:rPr>
